--- a/out/08_ISMS/SNX-ISMS-SOP-04 IT Asset & Configuration Management (Rev00 DRAFT).docx
+++ b/out/08_ISMS/SNX-ISMS-SOP-04 IT Asset & Configuration Management (Rev00 DRAFT).docx
@@ -217,6 +217,7 @@
     <w:p>
       <w:pPr>
         <w:pStyle w:val="Heading1"/>
+        <w:keepNext/>
         <w:widowControl w:val="0"/>
         <w:spacing w:line="240" w:lineRule="auto"/>
         <w:ind w:right="407" w:firstLine="0"/>
@@ -511,6 +512,10 @@
         <w:gridCol w:w="5850"/>
       </w:tblGrid>
       <w:tr>
+        <w:trPr>
+          <w:cantSplit/>
+          <w:tblHeader/>
+        </w:trPr>
         <w:tc>
           <w:tcPr>
             <w:tcW w:w="3150" w:type="dxa"/>
@@ -523,6 +528,7 @@
           </w:tcPr>
           <w:p>
             <w:pPr>
+              <w:keepNext/>
               <w:widowControl w:val="0"/>
               <w:pBdr>
                 <w:top w:val="nil"/>
@@ -563,6 +569,7 @@
           </w:tcPr>
           <w:p>
             <w:pPr>
+              <w:keepNext/>
               <w:widowControl w:val="0"/>
               <w:pBdr>
                 <w:top w:val="nil"/>
@@ -593,6 +600,9 @@
         </w:tc>
       </w:tr>
       <w:tr>
+        <w:trPr>
+          <w:cantSplit/>
+        </w:trPr>
         <w:tc>
           <w:tcPr>
             <w:tcW w:w="3150" w:type="dxa"/>
@@ -646,6 +656,9 @@
         </w:tc>
       </w:tr>
       <w:tr>
+        <w:trPr>
+          <w:cantSplit/>
+        </w:trPr>
         <w:tc>
           <w:tcPr>
             <w:tcW w:w="3150" w:type="dxa"/>
@@ -699,6 +712,9 @@
         </w:tc>
       </w:tr>
       <w:tr>
+        <w:trPr>
+          <w:cantSplit/>
+        </w:trPr>
         <w:tc>
           <w:tcPr>
             <w:tcW w:w="3150" w:type="dxa"/>
@@ -750,6 +766,9 @@
         </w:tc>
       </w:tr>
       <w:tr>
+        <w:trPr>
+          <w:cantSplit/>
+        </w:trPr>
         <w:tc>
           <w:tcPr>
             <w:tcW w:w="3150" w:type="dxa"/>
@@ -810,6 +829,9 @@
         </w:tc>
       </w:tr>
       <w:tr>
+        <w:trPr>
+          <w:cantSplit/>
+        </w:trPr>
         <w:tc>
           <w:tcPr>
             <w:tcW w:w="3150" w:type="dxa"/>
@@ -861,6 +883,9 @@
         </w:tc>
       </w:tr>
       <w:tr>
+        <w:trPr>
+          <w:cantSplit/>
+        </w:trPr>
         <w:tc>
           <w:tcPr>
             <w:tcW w:w="3150" w:type="dxa"/>
@@ -914,6 +939,9 @@
         </w:tc>
       </w:tr>
       <w:tr>
+        <w:trPr>
+          <w:cantSplit/>
+        </w:trPr>
         <w:tc>
           <w:tcPr>
             <w:tcW w:w="3150" w:type="dxa"/>
@@ -967,6 +995,9 @@
         </w:tc>
       </w:tr>
       <w:tr>
+        <w:trPr>
+          <w:cantSplit/>
+        </w:trPr>
         <w:tc>
           <w:tcPr>
             <w:tcW w:w="3150" w:type="dxa"/>
@@ -1020,6 +1051,9 @@
         </w:tc>
       </w:tr>
       <w:tr>
+        <w:trPr>
+          <w:cantSplit/>
+        </w:trPr>
         <w:tc>
           <w:tcPr>
             <w:tcW w:w="3150" w:type="dxa"/>
@@ -1073,6 +1107,9 @@
         </w:tc>
       </w:tr>
       <w:tr>
+        <w:trPr>
+          <w:cantSplit/>
+        </w:trPr>
         <w:tc>
           <w:tcPr>
             <w:tcW w:w="3150" w:type="dxa"/>
@@ -1126,6 +1163,9 @@
         </w:tc>
       </w:tr>
       <w:tr>
+        <w:trPr>
+          <w:cantSplit/>
+        </w:trPr>
         <w:tc>
           <w:tcPr>
             <w:tcW w:w="3150" w:type="dxa"/>
@@ -1207,6 +1247,7 @@
     <w:p>
       <w:pPr>
         <w:pStyle w:val="Heading1"/>
+        <w:keepNext/>
         <w:widowControl w:val="0"/>
         <w:spacing w:before="816" w:line="240" w:lineRule="auto"/>
         <w:ind w:right="407"/>
@@ -1243,6 +1284,10 @@
         <w:gridCol w:w="3010"/>
       </w:tblGrid>
       <w:tr>
+        <w:trPr>
+          <w:cantSplit/>
+          <w:tblHeader/>
+        </w:trPr>
         <w:tc>
           <w:tcPr>
             <w:tcW w:w="3009" w:type="dxa"/>
@@ -1255,6 +1300,7 @@
           </w:tcPr>
           <w:p>
             <w:pPr>
+              <w:keepNext/>
               <w:widowControl w:val="0"/>
               <w:spacing w:line="240" w:lineRule="auto"/>
               <w:jc w:val="center"/>
@@ -1288,6 +1334,7 @@
           </w:tcPr>
           <w:p>
             <w:pPr>
+              <w:keepNext/>
               <w:widowControl w:val="0"/>
               <w:spacing w:line="240" w:lineRule="auto"/>
               <w:jc w:val="center"/>
@@ -1321,6 +1368,7 @@
           </w:tcPr>
           <w:p>
             <w:pPr>
+              <w:keepNext/>
               <w:widowControl w:val="0"/>
               <w:spacing w:line="240" w:lineRule="auto"/>
               <w:jc w:val="center"/>
@@ -1344,6 +1392,9 @@
         </w:tc>
       </w:tr>
       <w:tr>
+        <w:trPr>
+          <w:cantSplit/>
+        </w:trPr>
         <w:tc>
           <w:tcPr>
             <w:tcW w:w="3009" w:type="dxa"/>
@@ -1392,6 +1443,9 @@
         </w:tc>
       </w:tr>
       <w:tr>
+        <w:trPr>
+          <w:cantSplit/>
+        </w:trPr>
         <w:tc>
           <w:tcPr>
             <w:tcW w:w="3009" w:type="dxa"/>
@@ -1463,6 +1517,9 @@
         </w:tc>
       </w:tr>
       <w:tr>
+        <w:trPr>
+          <w:cantSplit/>
+        </w:trPr>
         <w:tc>
           <w:tcPr>
             <w:tcW w:w="3009" w:type="dxa"/>
@@ -1537,6 +1594,7 @@
     <w:p>
       <w:pPr>
         <w:pStyle w:val="Heading1"/>
+        <w:keepNext/>
         <w:widowControl w:val="0"/>
         <w:spacing w:before="816" w:line="240" w:lineRule="auto"/>
         <w:ind w:right="407"/>
@@ -1578,6 +1636,10 @@
         <w:gridCol w:w="2235"/>
       </w:tblGrid>
       <w:tr>
+        <w:trPr>
+          <w:cantSplit/>
+          <w:tblHeader/>
+        </w:trPr>
         <w:tc>
           <w:tcPr>
             <w:tcW w:w="810" w:type="dxa"/>
@@ -1590,6 +1652,7 @@
           </w:tcPr>
           <w:p>
             <w:pPr>
+              <w:keepNext/>
               <w:widowControl w:val="0"/>
               <w:pBdr>
                 <w:top w:val="nil"/>
@@ -1630,6 +1693,7 @@
           </w:tcPr>
           <w:p>
             <w:pPr>
+              <w:keepNext/>
               <w:widowControl w:val="0"/>
               <w:spacing w:line="240" w:lineRule="auto"/>
               <w:jc w:val="center"/>
@@ -1663,6 +1727,7 @@
           </w:tcPr>
           <w:p>
             <w:pPr>
+              <w:keepNext/>
               <w:widowControl w:val="0"/>
               <w:pBdr>
                 <w:top w:val="nil"/>
@@ -1703,6 +1768,7 @@
           </w:tcPr>
           <w:p>
             <w:pPr>
+              <w:keepNext/>
               <w:widowControl w:val="0"/>
               <w:pBdr>
                 <w:top w:val="nil"/>
@@ -1733,6 +1799,9 @@
         </w:tc>
       </w:tr>
       <w:tr>
+        <w:trPr>
+          <w:cantSplit/>
+        </w:trPr>
         <w:tc>
           <w:tcPr>
             <w:tcW w:w="810" w:type="dxa"/>
@@ -1835,6 +1904,9 @@
         </w:tc>
       </w:tr>
       <w:tr>
+        <w:trPr>
+          <w:cantSplit/>
+        </w:trPr>
         <w:tc>
           <w:tcPr>
             <w:tcW w:w="810" w:type="dxa"/>
@@ -1937,6 +2009,9 @@
         </w:tc>
       </w:tr>
       <w:tr>
+        <w:trPr>
+          <w:cantSplit/>
+        </w:trPr>
         <w:tc>
           <w:tcPr>
             <w:tcW w:w="810" w:type="dxa"/>
@@ -2559,12 +2634,13 @@
           <w:sz w:val="24"/>
           <w:szCs w:val="24"/>
         </w:rPr>
-        <w:t xml:space="preserve">Layanan pihak ketiga: platform cloud, DNS dan WAF, email, sistem tiket (Zammad untuk Ops, Service Hub untuk generalist), dan monitoring.</w:t>
+        <w:t xml:space="preserve">Layanan pihak ketiga: platform cloud, DNS dan WAF, email, sistem ticket (Zammad untuk Ops, Service Hub untuk generalist), dan monitoring.</w:t>
       </w:r>
     </w:p>
     <w:p>
       <w:pPr>
         <w:pStyle w:val="Heading1"/>
+        <w:keepNext/>
         <w:numPr>
           <w:ilvl w:val="0"/>
           <w:numId w:val="7"/>
@@ -2599,6 +2675,8 @@
       </w:tblGrid>
       <w:tr>
         <w:trPr>
+          <w:cantSplit/>
+          <w:tblHeader/>
           <w:jc w:val="center"/>
         </w:trPr>
         <w:tc>
@@ -2608,6 +2686,7 @@
           </w:tcPr>
           <w:p>
             <w:pPr>
+              <w:keepNext/>
               <w:jc w:val="center"/>
               <w:rPr>
                 <w:sz w:val="24"/>
@@ -2632,6 +2711,7 @@
           </w:tcPr>
           <w:p>
             <w:pPr>
+              <w:keepNext/>
               <w:jc w:val="center"/>
               <w:rPr>
                 <w:sz w:val="24"/>
@@ -2652,6 +2732,7 @@
       </w:tr>
       <w:tr>
         <w:trPr>
+          <w:cantSplit/>
           <w:jc w:val="center"/>
         </w:trPr>
         <w:tc>
@@ -2701,6 +2782,7 @@
       </w:tr>
       <w:tr>
         <w:trPr>
+          <w:cantSplit/>
           <w:jc w:val="center"/>
         </w:trPr>
         <w:tc>
@@ -2750,6 +2832,7 @@
       </w:tr>
       <w:tr>
         <w:trPr>
+          <w:cantSplit/>
           <w:jc w:val="center"/>
         </w:trPr>
         <w:tc>
@@ -2799,6 +2882,7 @@
       </w:tr>
       <w:tr>
         <w:trPr>
+          <w:cantSplit/>
           <w:jc w:val="center"/>
         </w:trPr>
         <w:tc>
@@ -2848,6 +2932,7 @@
       </w:tr>
       <w:tr>
         <w:trPr>
+          <w:cantSplit/>
           <w:jc w:val="center"/>
         </w:trPr>
         <w:tc>
@@ -2890,13 +2975,14 @@
                 <w:sz w:val="24"/>
                 <w:szCs w:val="24"/>
               </w:rPr>
-              <w:t>Permintaan perubahan pada konfigurasi atau sistem yang diajukan dan disetujui menurut SNX-OPS-SOP-02.</w:t>
+              <w:t>Permintaan perubahan pada konfigurasi atau sistem yang diajukan dan disetujui sesuai SNX-OPS-SOP-02.</w:t>
             </w:r>
           </w:p>
         </w:tc>
       </w:tr>
       <w:tr>
         <w:trPr>
+          <w:cantSplit/>
           <w:jc w:val="center"/>
         </w:trPr>
         <w:tc>
@@ -2946,6 +3032,7 @@
       </w:tr>
       <w:tr>
         <w:trPr>
+          <w:cantSplit/>
           <w:jc w:val="center"/>
         </w:trPr>
         <w:tc>
@@ -2995,6 +3082,7 @@
       </w:tr>
       <w:tr>
         <w:trPr>
+          <w:cantSplit/>
           <w:jc w:val="center"/>
         </w:trPr>
         <w:tc>
@@ -3044,6 +3132,7 @@
       </w:tr>
       <w:tr>
         <w:trPr>
+          <w:cantSplit/>
           <w:jc w:val="center"/>
         </w:trPr>
         <w:tc>
@@ -3093,6 +3182,7 @@
       </w:tr>
       <w:tr>
         <w:trPr>
+          <w:cantSplit/>
           <w:jc w:val="center"/>
         </w:trPr>
         <w:tc>
@@ -3135,13 +3225,14 @@
                 <w:sz w:val="24"/>
                 <w:szCs w:val="24"/>
               </w:rPr>
-              <w:t>Nilai kerahasiaan (confidentiality), integritas (integrity), dan ketersediaan (availability) aset, masing-masing dengan skala 1 (rendah) sampai 3 (tinggi) menurut SNX-ISMS-REG-01.</w:t>
+              <w:t>Nilai kerahasiaan (confidentiality), integritas (integrity), dan ketersediaan (availability) aset, masing-masing dengan skala 1 (rendah) sampai 3 (tinggi) sesuai SNX-ISMS-REG-01.</w:t>
             </w:r>
           </w:p>
         </w:tc>
       </w:tr>
       <w:tr>
         <w:trPr>
+          <w:cantSplit/>
           <w:jc w:val="center"/>
         </w:trPr>
         <w:tc>
@@ -3191,6 +3282,7 @@
       </w:tr>
       <w:tr>
         <w:trPr>
+          <w:cantSplit/>
           <w:jc w:val="center"/>
         </w:trPr>
         <w:tc>
@@ -3240,6 +3332,7 @@
       </w:tr>
       <w:tr>
         <w:trPr>
+          <w:cantSplit/>
           <w:jc w:val="center"/>
         </w:trPr>
         <w:tc>
@@ -3289,6 +3382,7 @@
       </w:tr>
       <w:tr>
         <w:trPr>
+          <w:cantSplit/>
           <w:jc w:val="center"/>
         </w:trPr>
         <w:tc>
@@ -3338,6 +3432,7 @@
       </w:tr>
       <w:tr>
         <w:trPr>
+          <w:cantSplit/>
           <w:jc w:val="center"/>
         </w:trPr>
         <w:tc>
@@ -3380,13 +3475,14 @@
                 <w:sz w:val="24"/>
                 <w:szCs w:val="24"/>
               </w:rPr>
-              <w:t>SINUX Service Hub berbasis GLPI, sistem tiket untuk generalist.</w:t>
+              <w:t>SINUX Service Hub berbasis GLPI, sistem ticket untuk generalist.</w:t>
             </w:r>
           </w:p>
         </w:tc>
       </w:tr>
       <w:tr>
         <w:trPr>
+          <w:cantSplit/>
           <w:jc w:val="center"/>
         </w:trPr>
         <w:tc>
@@ -3436,6 +3532,7 @@
       </w:tr>
       <w:tr>
         <w:trPr>
+          <w:cantSplit/>
           <w:jc w:val="center"/>
         </w:trPr>
         <w:tc>
@@ -3478,7 +3575,7 @@
                 <w:sz w:val="24"/>
                 <w:szCs w:val="24"/>
               </w:rPr>
-              <w:t>Sistem tiket untuk Ops.</w:t>
+              <w:t>Sistem ticket untuk Ops.</w:t>
             </w:r>
           </w:p>
         </w:tc>
@@ -3536,7 +3633,7 @@
           <w:sz w:val="24"/>
           <w:szCs w:val="24"/>
         </w:rPr>
-        <w:t xml:space="preserve">Setiap aset dalam ruang lingkup memiliki ID aset dan nama yang unik, serta satu baris di SNX-ISMS-REG-01 yang mencatat Pemilik aset dan klasifikasinya (Annex A 5.9; ISO 9001:2015 8.5.2). Lihat butir 6.1.</w:t>
+        <w:t xml:space="preserve">Setiap aset dalam ruang lingkup memiliki ID aset dan nama yang unik, serta satu baris di SNX-ISMS-REG-01 yang mencatat Pemilik aset dan klasifikasinya (Annex A 5.9; ISO 9001:2015 8.5.2).</w:t>
       </w:r>
     </w:p>
     <w:p>
@@ -3584,7 +3681,7 @@
           <w:sz w:val="24"/>
           <w:szCs w:val="24"/>
         </w:rPr>
-        <w:t xml:space="preserve">Aset yang konfigurasinya dikendalikan ditandai sebagai CI di SNX-ISMS-REG-01 dan punya acuan baseline konfigurasi (Annex A 8.9; ISO 9001:2015 7.1.3). Lihat butir 6.6.</w:t>
+        <w:t xml:space="preserve">Aset yang konfigurasinya dikendalikan ditandai sebagai CI di SNX-ISMS-REG-01 dan punya acuan baseline konfigurasi (Annex A 8.9; ISO 9001:2015 7.1.3).</w:t>
       </w:r>
     </w:p>
     <w:p>
@@ -3608,7 +3705,7 @@
           <w:sz w:val="24"/>
           <w:szCs w:val="24"/>
         </w:rPr>
-        <w:t xml:space="preserve">Perubahan konfigurasi CI hanya lewat change request menurut SNX-OPS-SOP-02 (Annex A 8.9).</w:t>
+        <w:t xml:space="preserve">Perubahan konfigurasi CI hanya melalui change request sesuai SNX-OPS-SOP-02 (Annex A 8.9).</w:t>
       </w:r>
     </w:p>
     <w:p>
@@ -3632,7 +3729,7 @@
           <w:sz w:val="24"/>
           <w:szCs w:val="24"/>
         </w:rPr>
-        <w:t xml:space="preserve">Konfigurasi aktual CI dibandingkan dengan baseline secara berkala, dan drift ditangani sebagai event keamanan atau ketidaksesuaian (Annex A 8.9). Lihat butir 6.7.</w:t>
+        <w:t xml:space="preserve">Konfigurasi aktual CI dibandingkan dengan baseline secara berkala. Drift ditangani sebagai event keamanan atau ketidaksesuaian (Annex A 8.9).</w:t>
       </w:r>
     </w:p>
     <w:p>
@@ -3752,7 +3849,7 @@
           <w:sz w:val="24"/>
           <w:szCs w:val="24"/>
         </w:rPr>
-        <w:t xml:space="preserve">Laptop dan media yang dibawa ke luar kantor tetap dalam pengawasan Pengguna aset dan tidak ditinggal di kendaraan (Annex A 7.9). Lihat butir 6.2.</w:t>
+        <w:t xml:space="preserve">Laptop dan media yang dibawa ke luar kantor tetap dalam pengawasan Pengguna aset dan tidak ditinggal di kendaraan (Annex A 7.9).</w:t>
       </w:r>
     </w:p>
     <w:p>
@@ -3776,7 +3873,7 @@
           <w:sz w:val="24"/>
           <w:szCs w:val="24"/>
         </w:rPr>
-        <w:t xml:space="preserve">Pengguna aset mengembalikan aset perusahaan dan aset pelanggan yang dipegangnya saat pemberhentian atau mutasi (Annex A 5.11). Lihat butir 6.3.</w:t>
+        <w:t xml:space="preserve">Pengguna aset mengembalikan aset perusahaan dan aset pelanggan yang dipegangnya saat pemberhentian atau mutasi (Annex A 5.11).</w:t>
       </w:r>
     </w:p>
     <w:p>
@@ -3800,7 +3897,7 @@
           <w:sz w:val="24"/>
           <w:szCs w:val="24"/>
         </w:rPr>
-        <w:t xml:space="preserve">NOC Engineer menghapus data media penyimpanan dengan wipe sebelum media dipakai ulang, dan menghancurkannya secara fisik bila tidak dipakai ulang (Annex A 7.14, 8.10). Lihat butir 6.4.</w:t>
+        <w:t xml:space="preserve">NOC Engineer menghapus data media penyimpanan dengan wipe sebelum media dipakai ulang, dan menghancurkannya secara fisik jika tidak dipakai ulang (Annex A 7.14, 8.10).</w:t>
       </w:r>
     </w:p>
     <w:p>
@@ -3824,7 +3921,7 @@
           <w:sz w:val="24"/>
           <w:szCs w:val="24"/>
         </w:rPr>
-        <w:t xml:space="preserve">NOC Engineer menghapus VM dan volume pelanggan hanya sesuai kontrak dan sesudah pelanggan mengonfirmasi tertulis dua kali.</w:t>
+        <w:t xml:space="preserve">NOC Engineer menghapus VM dan volume pelanggan hanya sesuai kontrak dan setelah pelanggan mengonfirmasi tertulis dua kali.</w:t>
       </w:r>
     </w:p>
     <w:p>
@@ -3848,12 +3945,13 @@
           <w:sz w:val="24"/>
           <w:szCs w:val="24"/>
         </w:rPr>
-        <w:t xml:space="preserve">Isi SNX-ISMS-REG-01 dijaga akurat lewat review oleh Pemilik aset dan rekonsiliasi dengan sumber aktual (Annex A 5.9). Lihat butir 6.5.</w:t>
+        <w:t xml:space="preserve">Isi SNX-ISMS-REG-01 dijaga akurat melalui review oleh Pemilik aset dan rekonsiliasi dengan sumber aktual (Annex A 5.9).</w:t>
       </w:r>
     </w:p>
     <w:p>
       <w:pPr>
         <w:pStyle w:val="Heading1"/>
+        <w:keepNext/>
         <w:numPr>
           <w:ilvl w:val="0"/>
           <w:numId w:val="7"/>
@@ -3881,6 +3979,8 @@
       </w:tblGrid>
       <w:tr>
         <w:trPr>
+          <w:cantSplit/>
+          <w:tblHeader/>
           <w:jc w:val="center"/>
         </w:trPr>
         <w:tc>
@@ -3897,6 +3997,7 @@
           </w:tcPr>
           <w:p>
             <w:pPr>
+              <w:keepNext/>
               <w:jc w:val="center"/>
               <w:rPr>
                 <w:sz w:val="24"/>
@@ -3928,6 +4029,7 @@
           </w:tcPr>
           <w:p>
             <w:pPr>
+              <w:keepNext/>
               <w:jc w:val="center"/>
               <w:rPr>
                 <w:sz w:val="24"/>
@@ -3959,6 +4061,7 @@
           </w:tcPr>
           <w:p>
             <w:pPr>
+              <w:keepNext/>
               <w:jc w:val="center"/>
               <w:rPr>
                 <w:sz w:val="24"/>
@@ -3979,6 +4082,7 @@
       </w:tr>
       <w:tr>
         <w:trPr>
+          <w:cantSplit/>
           <w:jc w:val="center"/>
         </w:trPr>
         <w:tc>
@@ -4024,7 +4128,7 @@
           </w:tcPr>
           <w:p>
             <w:pPr>
-              <w:jc w:val="both"/>
+              <w:jc w:val="left"/>
               <w:rPr>
                 <w:sz w:val="24"/>
                 <w:szCs w:val="24"/>
@@ -4054,7 +4158,7 @@
           </w:tcPr>
           <w:p>
             <w:pPr>
-              <w:jc w:val="both"/>
+              <w:jc w:val="left"/>
               <w:rPr>
                 <w:sz w:val="24"/>
                 <w:szCs w:val="24"/>
@@ -4073,6 +4177,7 @@
       </w:tr>
       <w:tr>
         <w:trPr>
+          <w:cantSplit/>
           <w:jc w:val="center"/>
         </w:trPr>
         <w:tc>
@@ -4118,7 +4223,7 @@
           </w:tcPr>
           <w:p>
             <w:pPr>
-              <w:jc w:val="both"/>
+              <w:jc w:val="left"/>
               <w:rPr>
                 <w:sz w:val="24"/>
                 <w:szCs w:val="24"/>
@@ -4148,7 +4253,7 @@
           </w:tcPr>
           <w:p>
             <w:pPr>
-              <w:jc w:val="both"/>
+              <w:jc w:val="left"/>
               <w:rPr>
                 <w:sz w:val="24"/>
                 <w:szCs w:val="24"/>
@@ -4167,6 +4272,7 @@
       </w:tr>
       <w:tr>
         <w:trPr>
+          <w:cantSplit/>
           <w:jc w:val="center"/>
         </w:trPr>
         <w:tc>
@@ -4212,19 +4318,19 @@
           </w:tcPr>
           <w:p>
             <w:pPr>
-              <w:jc w:val="both"/>
-              <w:rPr>
-                <w:sz w:val="24"/>
-                <w:szCs w:val="24"/>
-              </w:rPr>
-            </w:pPr>
-            <w:r>
-              <w:rPr>
-                <w:b w:val="0"/>
-                <w:sz w:val="24"/>
-                <w:szCs w:val="24"/>
-              </w:rPr>
-              <w:t>Mendaftarkan dan memperbarui aset dan CI saat provisioning, perubahan, dan dekomisi; melakukan rekonsiliasi; memusnahkan media dan mencatat berita acara; menjalankan perubahan konfigurasi CI lewat change request.</w:t>
+              <w:jc w:val="left"/>
+              <w:rPr>
+                <w:sz w:val="24"/>
+                <w:szCs w:val="24"/>
+              </w:rPr>
+            </w:pPr>
+            <w:r>
+              <w:rPr>
+                <w:b w:val="0"/>
+                <w:sz w:val="24"/>
+                <w:szCs w:val="24"/>
+              </w:rPr>
+              <w:t>Mendaftarkan dan memperbarui aset dan CI saat provisioning, perubahan, dan dekomisi; melakukan rekonsiliasi; memusnahkan media dan mencatat berita acara; menjalankan perubahan konfigurasi CI melalui change request.</w:t>
             </w:r>
           </w:p>
         </w:tc>
@@ -4242,7 +4348,7 @@
           </w:tcPr>
           <w:p>
             <w:pPr>
-              <w:jc w:val="both"/>
+              <w:jc w:val="left"/>
               <w:rPr>
                 <w:sz w:val="24"/>
                 <w:szCs w:val="24"/>
@@ -4261,6 +4367,7 @@
       </w:tr>
       <w:tr>
         <w:trPr>
+          <w:cantSplit/>
           <w:jc w:val="center"/>
         </w:trPr>
         <w:tc>
@@ -4306,7 +4413,7 @@
           </w:tcPr>
           <w:p>
             <w:pPr>
-              <w:jc w:val="both"/>
+              <w:jc w:val="left"/>
               <w:rPr>
                 <w:sz w:val="24"/>
                 <w:szCs w:val="24"/>
@@ -4336,7 +4443,7 @@
           </w:tcPr>
           <w:p>
             <w:pPr>
-              <w:jc w:val="both"/>
+              <w:jc w:val="left"/>
               <w:rPr>
                 <w:sz w:val="24"/>
                 <w:szCs w:val="24"/>
@@ -4355,6 +4462,7 @@
       </w:tr>
       <w:tr>
         <w:trPr>
+          <w:cantSplit/>
           <w:jc w:val="center"/>
         </w:trPr>
         <w:tc>
@@ -4400,7 +4508,7 @@
           </w:tcPr>
           <w:p>
             <w:pPr>
-              <w:jc w:val="both"/>
+              <w:jc w:val="left"/>
               <w:rPr>
                 <w:sz w:val="24"/>
                 <w:szCs w:val="24"/>
@@ -4430,7 +4538,7 @@
           </w:tcPr>
           <w:p>
             <w:pPr>
-              <w:jc w:val="both"/>
+              <w:jc w:val="left"/>
               <w:rPr>
                 <w:sz w:val="24"/>
                 <w:szCs w:val="24"/>
@@ -4482,6 +4590,7 @@
     <w:p>
       <w:pPr>
         <w:pStyle w:val="Heading2"/>
+        <w:keepNext/>
         <w:numPr>
           <w:ilvl w:val="1"/>
           <w:numId w:val="7"/>
@@ -4504,27 +4613,30 @@
         <w:tblLook w:val="0400" w:firstRow="0" w:lastRow="0" w:firstColumn="0" w:lastColumn="0" w:noHBand="0" w:noVBand="1"/>
       </w:tblPr>
       <w:tblGrid>
-        <w:gridCol w:w="3367"/>
-        <w:gridCol w:w="2248"/>
-        <w:gridCol w:w="3913"/>
+        <w:gridCol w:w="4309"/>
+        <w:gridCol w:w="1927"/>
+        <w:gridCol w:w="2835"/>
       </w:tblGrid>
       <w:tr>
         <w:trPr>
+          <w:cantSplit/>
+          <w:tblHeader/>
           <w:jc w:val="center"/>
         </w:trPr>
         <w:tc>
           <w:tcPr>
-            <w:tcW w:w="3367" w:type="dxa"/>
-            <w:tcBorders>
-              <w:top w:val="single" w:sz="8" w:space="0" w:color="000000"/>
-              <w:left w:val="single" w:sz="8" w:space="0" w:color="000000"/>
-              <w:bottom w:val="single" w:sz="8" w:space="0" w:color="000000"/>
-              <w:right w:val="single" w:sz="8" w:space="0" w:color="000000"/>
-            </w:tcBorders>
-            <w:vAlign w:val="center"/>
-          </w:tcPr>
-          <w:p>
-            <w:pPr>
+            <w:tcW w:w="4309" w:type="dxa"/>
+            <w:tcBorders>
+              <w:top w:val="single" w:sz="8" w:space="0" w:color="000000"/>
+              <w:left w:val="single" w:sz="8" w:space="0" w:color="000000"/>
+              <w:bottom w:val="single" w:sz="8" w:space="0" w:color="000000"/>
+              <w:right w:val="single" w:sz="8" w:space="0" w:color="000000"/>
+            </w:tcBorders>
+            <w:vAlign w:val="center"/>
+          </w:tcPr>
+          <w:p>
+            <w:pPr>
+              <w:keepNext/>
               <w:jc w:val="center"/>
               <w:rPr>
                 <w:sz w:val="24"/>
@@ -4544,17 +4656,18 @@
         </w:tc>
         <w:tc>
           <w:tcPr>
-            <w:tcW w:w="2248" w:type="dxa"/>
-            <w:tcBorders>
-              <w:top w:val="single" w:sz="8" w:space="0" w:color="000000"/>
-              <w:left w:val="single" w:sz="8" w:space="0" w:color="000000"/>
-              <w:bottom w:val="single" w:sz="8" w:space="0" w:color="000000"/>
-              <w:right w:val="single" w:sz="8" w:space="0" w:color="000000"/>
-            </w:tcBorders>
-            <w:vAlign w:val="center"/>
-          </w:tcPr>
-          <w:p>
-            <w:pPr>
+            <w:tcW w:w="1927" w:type="dxa"/>
+            <w:tcBorders>
+              <w:top w:val="single" w:sz="8" w:space="0" w:color="000000"/>
+              <w:left w:val="single" w:sz="8" w:space="0" w:color="000000"/>
+              <w:bottom w:val="single" w:sz="8" w:space="0" w:color="000000"/>
+              <w:right w:val="single" w:sz="8" w:space="0" w:color="000000"/>
+            </w:tcBorders>
+            <w:vAlign w:val="center"/>
+          </w:tcPr>
+          <w:p>
+            <w:pPr>
+              <w:keepNext/>
               <w:jc w:val="center"/>
               <w:rPr>
                 <w:sz w:val="24"/>
@@ -4574,17 +4687,18 @@
         </w:tc>
         <w:tc>
           <w:tcPr>
-            <w:tcW w:w="3913" w:type="dxa"/>
-            <w:tcBorders>
-              <w:top w:val="single" w:sz="8" w:space="0" w:color="000000"/>
-              <w:left w:val="single" w:sz="8" w:space="0" w:color="000000"/>
-              <w:bottom w:val="single" w:sz="8" w:space="0" w:color="000000"/>
-              <w:right w:val="single" w:sz="8" w:space="0" w:color="000000"/>
-            </w:tcBorders>
-            <w:vAlign w:val="center"/>
-          </w:tcPr>
-          <w:p>
-            <w:pPr>
+            <w:tcW w:w="2835" w:type="dxa"/>
+            <w:tcBorders>
+              <w:top w:val="single" w:sz="8" w:space="0" w:color="000000"/>
+              <w:left w:val="single" w:sz="8" w:space="0" w:color="000000"/>
+              <w:bottom w:val="single" w:sz="8" w:space="0" w:color="000000"/>
+              <w:right w:val="single" w:sz="8" w:space="0" w:color="000000"/>
+            </w:tcBorders>
+            <w:vAlign w:val="center"/>
+          </w:tcPr>
+          <w:p>
+            <w:pPr>
+              <w:keepNext/>
               <w:jc w:val="center"/>
               <w:rPr>
                 <w:sz w:val="24"/>
@@ -4605,39 +4719,40 @@
       </w:tr>
       <w:tr>
         <w:trPr>
+          <w:cantSplit/>
           <w:jc w:val="center"/>
         </w:trPr>
         <w:tc>
           <w:tcPr>
-            <w:tcW w:w="3367" w:type="dxa"/>
-            <w:tcBorders>
-              <w:top w:val="single" w:sz="8" w:space="0" w:color="000000"/>
-              <w:left w:val="single" w:sz="8" w:space="0" w:color="000000"/>
-              <w:bottom w:val="single" w:sz="8" w:space="0" w:color="000000"/>
-              <w:right w:val="single" w:sz="8" w:space="0" w:color="000000"/>
-            </w:tcBorders>
-            <w:vAlign w:val="center"/>
-          </w:tcPr>
-          <w:p>
-            <w:pPr>
-              <w:rPr>
-                <w:sz w:val="24"/>
-                <w:szCs w:val="24"/>
-              </w:rPr>
-            </w:pPr>
-            <w:r>
-              <w:rPr>
-                <w:b w:val="0"/>
-                <w:sz w:val="24"/>
-                <w:szCs w:val="24"/>
-              </w:rPr>
-              <w:t>1. Tetapkan klasifikasi aset menurut SNX-ISMS-PRO-01 dan nilai CIA-nya.</w:t>
-            </w:r>
-          </w:p>
-        </w:tc>
-        <w:tc>
-          <w:tcPr>
-            <w:tcW w:w="2248" w:type="dxa"/>
+            <w:tcW w:w="4309" w:type="dxa"/>
+            <w:tcBorders>
+              <w:top w:val="single" w:sz="8" w:space="0" w:color="000000"/>
+              <w:left w:val="single" w:sz="8" w:space="0" w:color="000000"/>
+              <w:bottom w:val="single" w:sz="8" w:space="0" w:color="000000"/>
+              <w:right w:val="single" w:sz="8" w:space="0" w:color="000000"/>
+            </w:tcBorders>
+            <w:vAlign w:val="center"/>
+          </w:tcPr>
+          <w:p>
+            <w:pPr>
+              <w:rPr>
+                <w:sz w:val="24"/>
+                <w:szCs w:val="24"/>
+              </w:rPr>
+            </w:pPr>
+            <w:r>
+              <w:rPr>
+                <w:b w:val="0"/>
+                <w:sz w:val="24"/>
+                <w:szCs w:val="24"/>
+              </w:rPr>
+              <w:t>1. Tetapkan klasifikasi aset sesuai SNX-ISMS-PRO-01 dan nilai CIA-nya.</w:t>
+            </w:r>
+          </w:p>
+        </w:tc>
+        <w:tc>
+          <w:tcPr>
+            <w:tcW w:w="1927" w:type="dxa"/>
             <w:tcBorders>
               <w:top w:val="single" w:sz="8" w:space="0" w:color="000000"/>
               <w:left w:val="single" w:sz="8" w:space="0" w:color="000000"/>
@@ -4665,18 +4780,18 @@
         </w:tc>
         <w:tc>
           <w:tcPr>
-            <w:tcW w:w="3913" w:type="dxa"/>
-            <w:tcBorders>
-              <w:top w:val="single" w:sz="8" w:space="0" w:color="000000"/>
-              <w:left w:val="single" w:sz="8" w:space="0" w:color="000000"/>
-              <w:bottom w:val="single" w:sz="8" w:space="0" w:color="000000"/>
-              <w:right w:val="single" w:sz="8" w:space="0" w:color="000000"/>
-            </w:tcBorders>
-            <w:vAlign w:val="center"/>
-          </w:tcPr>
-          <w:p>
-            <w:pPr>
-              <w:jc w:val="both"/>
+            <w:tcW w:w="2835" w:type="dxa"/>
+            <w:tcBorders>
+              <w:top w:val="single" w:sz="8" w:space="0" w:color="000000"/>
+              <w:left w:val="single" w:sz="8" w:space="0" w:color="000000"/>
+              <w:bottom w:val="single" w:sz="8" w:space="0" w:color="000000"/>
+              <w:right w:val="single" w:sz="8" w:space="0" w:color="000000"/>
+            </w:tcBorders>
+            <w:vAlign w:val="center"/>
+          </w:tcPr>
+          <w:p>
+            <w:pPr>
+              <w:jc w:val="left"/>
               <w:rPr>
                 <w:sz w:val="24"/>
                 <w:szCs w:val="24"/>
@@ -4695,11 +4810,12 @@
       </w:tr>
       <w:tr>
         <w:trPr>
+          <w:cantSplit/>
           <w:jc w:val="center"/>
         </w:trPr>
         <w:tc>
           <w:tcPr>
-            <w:tcW w:w="3367" w:type="dxa"/>
+            <w:tcW w:w="4309" w:type="dxa"/>
             <w:tcBorders>
               <w:top w:val="single" w:sz="8" w:space="0" w:color="000000"/>
               <w:left w:val="single" w:sz="8" w:space="0" w:color="000000"/>
@@ -4727,7 +4843,7 @@
         </w:tc>
         <w:tc>
           <w:tcPr>
-            <w:tcW w:w="2248" w:type="dxa"/>
+            <w:tcW w:w="1927" w:type="dxa"/>
             <w:tcBorders>
               <w:top w:val="single" w:sz="8" w:space="0" w:color="000000"/>
               <w:left w:val="single" w:sz="8" w:space="0" w:color="000000"/>
@@ -4755,18 +4871,18 @@
         </w:tc>
         <w:tc>
           <w:tcPr>
-            <w:tcW w:w="3913" w:type="dxa"/>
-            <w:tcBorders>
-              <w:top w:val="single" w:sz="8" w:space="0" w:color="000000"/>
-              <w:left w:val="single" w:sz="8" w:space="0" w:color="000000"/>
-              <w:bottom w:val="single" w:sz="8" w:space="0" w:color="000000"/>
-              <w:right w:val="single" w:sz="8" w:space="0" w:color="000000"/>
-            </w:tcBorders>
-            <w:vAlign w:val="center"/>
-          </w:tcPr>
-          <w:p>
-            <w:pPr>
-              <w:jc w:val="both"/>
+            <w:tcW w:w="2835" w:type="dxa"/>
+            <w:tcBorders>
+              <w:top w:val="single" w:sz="8" w:space="0" w:color="000000"/>
+              <w:left w:val="single" w:sz="8" w:space="0" w:color="000000"/>
+              <w:bottom w:val="single" w:sz="8" w:space="0" w:color="000000"/>
+              <w:right w:val="single" w:sz="8" w:space="0" w:color="000000"/>
+            </w:tcBorders>
+            <w:vAlign w:val="center"/>
+          </w:tcPr>
+          <w:p>
+            <w:pPr>
+              <w:jc w:val="left"/>
               <w:rPr>
                 <w:sz w:val="24"/>
                 <w:szCs w:val="24"/>
@@ -4785,11 +4901,12 @@
       </w:tr>
       <w:tr>
         <w:trPr>
+          <w:cantSplit/>
           <w:jc w:val="center"/>
         </w:trPr>
         <w:tc>
           <w:tcPr>
-            <w:tcW w:w="3367" w:type="dxa"/>
+            <w:tcW w:w="4309" w:type="dxa"/>
             <w:tcBorders>
               <w:top w:val="single" w:sz="8" w:space="0" w:color="000000"/>
               <w:left w:val="single" w:sz="8" w:space="0" w:color="000000"/>
@@ -4817,7 +4934,7 @@
         </w:tc>
         <w:tc>
           <w:tcPr>
-            <w:tcW w:w="2248" w:type="dxa"/>
+            <w:tcW w:w="1927" w:type="dxa"/>
             <w:tcBorders>
               <w:top w:val="single" w:sz="8" w:space="0" w:color="000000"/>
               <w:left w:val="single" w:sz="8" w:space="0" w:color="000000"/>
@@ -4845,18 +4962,18 @@
         </w:tc>
         <w:tc>
           <w:tcPr>
-            <w:tcW w:w="3913" w:type="dxa"/>
-            <w:tcBorders>
-              <w:top w:val="single" w:sz="8" w:space="0" w:color="000000"/>
-              <w:left w:val="single" w:sz="8" w:space="0" w:color="000000"/>
-              <w:bottom w:val="single" w:sz="8" w:space="0" w:color="000000"/>
-              <w:right w:val="single" w:sz="8" w:space="0" w:color="000000"/>
-            </w:tcBorders>
-            <w:vAlign w:val="center"/>
-          </w:tcPr>
-          <w:p>
-            <w:pPr>
-              <w:jc w:val="both"/>
+            <w:tcW w:w="2835" w:type="dxa"/>
+            <w:tcBorders>
+              <w:top w:val="single" w:sz="8" w:space="0" w:color="000000"/>
+              <w:left w:val="single" w:sz="8" w:space="0" w:color="000000"/>
+              <w:bottom w:val="single" w:sz="8" w:space="0" w:color="000000"/>
+              <w:right w:val="single" w:sz="8" w:space="0" w:color="000000"/>
+            </w:tcBorders>
+            <w:vAlign w:val="center"/>
+          </w:tcPr>
+          <w:p>
+            <w:pPr>
+              <w:jc w:val="left"/>
               <w:rPr>
                 <w:sz w:val="24"/>
                 <w:szCs w:val="24"/>
@@ -4875,11 +4992,12 @@
       </w:tr>
       <w:tr>
         <w:trPr>
+          <w:cantSplit/>
           <w:jc w:val="center"/>
         </w:trPr>
         <w:tc>
           <w:tcPr>
-            <w:tcW w:w="3367" w:type="dxa"/>
+            <w:tcW w:w="4309" w:type="dxa"/>
             <w:tcBorders>
               <w:top w:val="single" w:sz="8" w:space="0" w:color="000000"/>
               <w:left w:val="single" w:sz="8" w:space="0" w:color="000000"/>
@@ -4907,7 +5025,7 @@
         </w:tc>
         <w:tc>
           <w:tcPr>
-            <w:tcW w:w="2248" w:type="dxa"/>
+            <w:tcW w:w="1927" w:type="dxa"/>
             <w:tcBorders>
               <w:top w:val="single" w:sz="8" w:space="0" w:color="000000"/>
               <w:left w:val="single" w:sz="8" w:space="0" w:color="000000"/>
@@ -4935,18 +5053,18 @@
         </w:tc>
         <w:tc>
           <w:tcPr>
-            <w:tcW w:w="3913" w:type="dxa"/>
-            <w:tcBorders>
-              <w:top w:val="single" w:sz="8" w:space="0" w:color="000000"/>
-              <w:left w:val="single" w:sz="8" w:space="0" w:color="000000"/>
-              <w:bottom w:val="single" w:sz="8" w:space="0" w:color="000000"/>
-              <w:right w:val="single" w:sz="8" w:space="0" w:color="000000"/>
-            </w:tcBorders>
-            <w:vAlign w:val="center"/>
-          </w:tcPr>
-          <w:p>
-            <w:pPr>
-              <w:jc w:val="both"/>
+            <w:tcW w:w="2835" w:type="dxa"/>
+            <w:tcBorders>
+              <w:top w:val="single" w:sz="8" w:space="0" w:color="000000"/>
+              <w:left w:val="single" w:sz="8" w:space="0" w:color="000000"/>
+              <w:bottom w:val="single" w:sz="8" w:space="0" w:color="000000"/>
+              <w:right w:val="single" w:sz="8" w:space="0" w:color="000000"/>
+            </w:tcBorders>
+            <w:vAlign w:val="center"/>
+          </w:tcPr>
+          <w:p>
+            <w:pPr>
+              <w:jc w:val="left"/>
               <w:rPr>
                 <w:sz w:val="24"/>
                 <w:szCs w:val="24"/>
@@ -4991,6 +5109,7 @@
     <w:p>
       <w:pPr>
         <w:pStyle w:val="Heading2"/>
+        <w:keepNext/>
         <w:numPr>
           <w:ilvl w:val="1"/>
           <w:numId w:val="7"/>
@@ -5011,27 +5130,30 @@
         <w:tblLook w:val="0400" w:firstRow="0" w:lastRow="0" w:firstColumn="0" w:lastColumn="0" w:noHBand="0" w:noVBand="1"/>
       </w:tblPr>
       <w:tblGrid>
-        <w:gridCol w:w="3367"/>
-        <w:gridCol w:w="2248"/>
-        <w:gridCol w:w="3913"/>
+        <w:gridCol w:w="4309"/>
+        <w:gridCol w:w="1927"/>
+        <w:gridCol w:w="2835"/>
       </w:tblGrid>
       <w:tr>
         <w:trPr>
+          <w:cantSplit/>
+          <w:tblHeader/>
           <w:jc w:val="center"/>
         </w:trPr>
         <w:tc>
           <w:tcPr>
-            <w:tcW w:w="3367" w:type="dxa"/>
-            <w:tcBorders>
-              <w:top w:val="single" w:sz="8" w:space="0" w:color="000000"/>
-              <w:left w:val="single" w:sz="8" w:space="0" w:color="000000"/>
-              <w:bottom w:val="single" w:sz="8" w:space="0" w:color="000000"/>
-              <w:right w:val="single" w:sz="8" w:space="0" w:color="000000"/>
-            </w:tcBorders>
-            <w:vAlign w:val="center"/>
-          </w:tcPr>
-          <w:p>
-            <w:pPr>
+            <w:tcW w:w="4309" w:type="dxa"/>
+            <w:tcBorders>
+              <w:top w:val="single" w:sz="8" w:space="0" w:color="000000"/>
+              <w:left w:val="single" w:sz="8" w:space="0" w:color="000000"/>
+              <w:bottom w:val="single" w:sz="8" w:space="0" w:color="000000"/>
+              <w:right w:val="single" w:sz="8" w:space="0" w:color="000000"/>
+            </w:tcBorders>
+            <w:vAlign w:val="center"/>
+          </w:tcPr>
+          <w:p>
+            <w:pPr>
+              <w:keepNext/>
               <w:jc w:val="center"/>
               <w:rPr>
                 <w:sz w:val="24"/>
@@ -5051,17 +5173,18 @@
         </w:tc>
         <w:tc>
           <w:tcPr>
-            <w:tcW w:w="2248" w:type="dxa"/>
-            <w:tcBorders>
-              <w:top w:val="single" w:sz="8" w:space="0" w:color="000000"/>
-              <w:left w:val="single" w:sz="8" w:space="0" w:color="000000"/>
-              <w:bottom w:val="single" w:sz="8" w:space="0" w:color="000000"/>
-              <w:right w:val="single" w:sz="8" w:space="0" w:color="000000"/>
-            </w:tcBorders>
-            <w:vAlign w:val="center"/>
-          </w:tcPr>
-          <w:p>
-            <w:pPr>
+            <w:tcW w:w="1927" w:type="dxa"/>
+            <w:tcBorders>
+              <w:top w:val="single" w:sz="8" w:space="0" w:color="000000"/>
+              <w:left w:val="single" w:sz="8" w:space="0" w:color="000000"/>
+              <w:bottom w:val="single" w:sz="8" w:space="0" w:color="000000"/>
+              <w:right w:val="single" w:sz="8" w:space="0" w:color="000000"/>
+            </w:tcBorders>
+            <w:vAlign w:val="center"/>
+          </w:tcPr>
+          <w:p>
+            <w:pPr>
+              <w:keepNext/>
               <w:jc w:val="center"/>
               <w:rPr>
                 <w:sz w:val="24"/>
@@ -5081,17 +5204,18 @@
         </w:tc>
         <w:tc>
           <w:tcPr>
-            <w:tcW w:w="3913" w:type="dxa"/>
-            <w:tcBorders>
-              <w:top w:val="single" w:sz="8" w:space="0" w:color="000000"/>
-              <w:left w:val="single" w:sz="8" w:space="0" w:color="000000"/>
-              <w:bottom w:val="single" w:sz="8" w:space="0" w:color="000000"/>
-              <w:right w:val="single" w:sz="8" w:space="0" w:color="000000"/>
-            </w:tcBorders>
-            <w:vAlign w:val="center"/>
-          </w:tcPr>
-          <w:p>
-            <w:pPr>
+            <w:tcW w:w="2835" w:type="dxa"/>
+            <w:tcBorders>
+              <w:top w:val="single" w:sz="8" w:space="0" w:color="000000"/>
+              <w:left w:val="single" w:sz="8" w:space="0" w:color="000000"/>
+              <w:bottom w:val="single" w:sz="8" w:space="0" w:color="000000"/>
+              <w:right w:val="single" w:sz="8" w:space="0" w:color="000000"/>
+            </w:tcBorders>
+            <w:vAlign w:val="center"/>
+          </w:tcPr>
+          <w:p>
+            <w:pPr>
+              <w:keepNext/>
               <w:jc w:val="center"/>
               <w:rPr>
                 <w:sz w:val="24"/>
@@ -5112,11 +5236,12 @@
       </w:tr>
       <w:tr>
         <w:trPr>
+          <w:cantSplit/>
           <w:jc w:val="center"/>
         </w:trPr>
         <w:tc>
           <w:tcPr>
-            <w:tcW w:w="3367" w:type="dxa"/>
+            <w:tcW w:w="4309" w:type="dxa"/>
             <w:tcBorders>
               <w:top w:val="single" w:sz="8" w:space="0" w:color="000000"/>
               <w:left w:val="single" w:sz="8" w:space="0" w:color="000000"/>
@@ -5144,7 +5269,7 @@
         </w:tc>
         <w:tc>
           <w:tcPr>
-            <w:tcW w:w="2248" w:type="dxa"/>
+            <w:tcW w:w="1927" w:type="dxa"/>
             <w:tcBorders>
               <w:top w:val="single" w:sz="8" w:space="0" w:color="000000"/>
               <w:left w:val="single" w:sz="8" w:space="0" w:color="000000"/>
@@ -5172,41 +5297,42 @@
         </w:tc>
         <w:tc>
           <w:tcPr>
-            <w:tcW w:w="3913" w:type="dxa"/>
-            <w:tcBorders>
-              <w:top w:val="single" w:sz="8" w:space="0" w:color="000000"/>
-              <w:left w:val="single" w:sz="8" w:space="0" w:color="000000"/>
-              <w:bottom w:val="single" w:sz="8" w:space="0" w:color="000000"/>
-              <w:right w:val="single" w:sz="8" w:space="0" w:color="000000"/>
-            </w:tcBorders>
-            <w:vAlign w:val="center"/>
-          </w:tcPr>
-          <w:p>
-            <w:pPr>
-              <w:jc w:val="both"/>
-              <w:rPr>
-                <w:sz w:val="24"/>
-                <w:szCs w:val="24"/>
-              </w:rPr>
-            </w:pPr>
-            <w:r>
-              <w:rPr>
-                <w:b w:val="0"/>
-                <w:sz w:val="24"/>
-                <w:szCs w:val="24"/>
-              </w:rPr>
-              <w:t>Laporan event keamanan menurut SNX-ISMS-SOP-01</w:t>
+            <w:tcW w:w="2835" w:type="dxa"/>
+            <w:tcBorders>
+              <w:top w:val="single" w:sz="8" w:space="0" w:color="000000"/>
+              <w:left w:val="single" w:sz="8" w:space="0" w:color="000000"/>
+              <w:bottom w:val="single" w:sz="8" w:space="0" w:color="000000"/>
+              <w:right w:val="single" w:sz="8" w:space="0" w:color="000000"/>
+            </w:tcBorders>
+            <w:vAlign w:val="center"/>
+          </w:tcPr>
+          <w:p>
+            <w:pPr>
+              <w:jc w:val="left"/>
+              <w:rPr>
+                <w:sz w:val="24"/>
+                <w:szCs w:val="24"/>
+              </w:rPr>
+            </w:pPr>
+            <w:r>
+              <w:rPr>
+                <w:b w:val="0"/>
+                <w:sz w:val="24"/>
+                <w:szCs w:val="24"/>
+              </w:rPr>
+              <w:t>Laporan event keamanan sesuai SNX-ISMS-SOP-01</w:t>
             </w:r>
           </w:p>
         </w:tc>
       </w:tr>
       <w:tr>
         <w:trPr>
+          <w:cantSplit/>
           <w:jc w:val="center"/>
         </w:trPr>
         <w:tc>
           <w:tcPr>
-            <w:tcW w:w="3367" w:type="dxa"/>
+            <w:tcW w:w="4309" w:type="dxa"/>
             <w:tcBorders>
               <w:top w:val="single" w:sz="8" w:space="0" w:color="000000"/>
               <w:left w:val="single" w:sz="8" w:space="0" w:color="000000"/>
@@ -5234,7 +5360,7 @@
         </w:tc>
         <w:tc>
           <w:tcPr>
-            <w:tcW w:w="2248" w:type="dxa"/>
+            <w:tcW w:w="1927" w:type="dxa"/>
             <w:tcBorders>
               <w:top w:val="single" w:sz="8" w:space="0" w:color="000000"/>
               <w:left w:val="single" w:sz="8" w:space="0" w:color="000000"/>
@@ -5262,18 +5388,18 @@
         </w:tc>
         <w:tc>
           <w:tcPr>
-            <w:tcW w:w="3913" w:type="dxa"/>
-            <w:tcBorders>
-              <w:top w:val="single" w:sz="8" w:space="0" w:color="000000"/>
-              <w:left w:val="single" w:sz="8" w:space="0" w:color="000000"/>
-              <w:bottom w:val="single" w:sz="8" w:space="0" w:color="000000"/>
-              <w:right w:val="single" w:sz="8" w:space="0" w:color="000000"/>
-            </w:tcBorders>
-            <w:vAlign w:val="center"/>
-          </w:tcPr>
-          <w:p>
-            <w:pPr>
-              <w:jc w:val="both"/>
+            <w:tcW w:w="2835" w:type="dxa"/>
+            <w:tcBorders>
+              <w:top w:val="single" w:sz="8" w:space="0" w:color="000000"/>
+              <w:left w:val="single" w:sz="8" w:space="0" w:color="000000"/>
+              <w:bottom w:val="single" w:sz="8" w:space="0" w:color="000000"/>
+              <w:right w:val="single" w:sz="8" w:space="0" w:color="000000"/>
+            </w:tcBorders>
+            <w:vAlign w:val="center"/>
+          </w:tcPr>
+          <w:p>
+            <w:pPr>
+              <w:jc w:val="left"/>
               <w:rPr>
                 <w:sz w:val="24"/>
                 <w:szCs w:val="24"/>
@@ -5318,6 +5444,7 @@
     <w:p>
       <w:pPr>
         <w:pStyle w:val="Heading2"/>
+        <w:keepNext/>
         <w:numPr>
           <w:ilvl w:val="1"/>
           <w:numId w:val="7"/>
@@ -5338,27 +5465,30 @@
         <w:tblLook w:val="0400" w:firstRow="0" w:lastRow="0" w:firstColumn="0" w:lastColumn="0" w:noHBand="0" w:noVBand="1"/>
       </w:tblPr>
       <w:tblGrid>
-        <w:gridCol w:w="3367"/>
-        <w:gridCol w:w="2248"/>
-        <w:gridCol w:w="3913"/>
+        <w:gridCol w:w="4309"/>
+        <w:gridCol w:w="1927"/>
+        <w:gridCol w:w="2835"/>
       </w:tblGrid>
       <w:tr>
         <w:trPr>
+          <w:cantSplit/>
+          <w:tblHeader/>
           <w:jc w:val="center"/>
         </w:trPr>
         <w:tc>
           <w:tcPr>
-            <w:tcW w:w="3367" w:type="dxa"/>
-            <w:tcBorders>
-              <w:top w:val="single" w:sz="8" w:space="0" w:color="000000"/>
-              <w:left w:val="single" w:sz="8" w:space="0" w:color="000000"/>
-              <w:bottom w:val="single" w:sz="8" w:space="0" w:color="000000"/>
-              <w:right w:val="single" w:sz="8" w:space="0" w:color="000000"/>
-            </w:tcBorders>
-            <w:vAlign w:val="center"/>
-          </w:tcPr>
-          <w:p>
-            <w:pPr>
+            <w:tcW w:w="4309" w:type="dxa"/>
+            <w:tcBorders>
+              <w:top w:val="single" w:sz="8" w:space="0" w:color="000000"/>
+              <w:left w:val="single" w:sz="8" w:space="0" w:color="000000"/>
+              <w:bottom w:val="single" w:sz="8" w:space="0" w:color="000000"/>
+              <w:right w:val="single" w:sz="8" w:space="0" w:color="000000"/>
+            </w:tcBorders>
+            <w:vAlign w:val="center"/>
+          </w:tcPr>
+          <w:p>
+            <w:pPr>
+              <w:keepNext/>
               <w:jc w:val="center"/>
               <w:rPr>
                 <w:sz w:val="24"/>
@@ -5378,17 +5508,18 @@
         </w:tc>
         <w:tc>
           <w:tcPr>
-            <w:tcW w:w="2248" w:type="dxa"/>
-            <w:tcBorders>
-              <w:top w:val="single" w:sz="8" w:space="0" w:color="000000"/>
-              <w:left w:val="single" w:sz="8" w:space="0" w:color="000000"/>
-              <w:bottom w:val="single" w:sz="8" w:space="0" w:color="000000"/>
-              <w:right w:val="single" w:sz="8" w:space="0" w:color="000000"/>
-            </w:tcBorders>
-            <w:vAlign w:val="center"/>
-          </w:tcPr>
-          <w:p>
-            <w:pPr>
+            <w:tcW w:w="1927" w:type="dxa"/>
+            <w:tcBorders>
+              <w:top w:val="single" w:sz="8" w:space="0" w:color="000000"/>
+              <w:left w:val="single" w:sz="8" w:space="0" w:color="000000"/>
+              <w:bottom w:val="single" w:sz="8" w:space="0" w:color="000000"/>
+              <w:right w:val="single" w:sz="8" w:space="0" w:color="000000"/>
+            </w:tcBorders>
+            <w:vAlign w:val="center"/>
+          </w:tcPr>
+          <w:p>
+            <w:pPr>
+              <w:keepNext/>
               <w:jc w:val="center"/>
               <w:rPr>
                 <w:sz w:val="24"/>
@@ -5408,17 +5539,18 @@
         </w:tc>
         <w:tc>
           <w:tcPr>
-            <w:tcW w:w="3913" w:type="dxa"/>
-            <w:tcBorders>
-              <w:top w:val="single" w:sz="8" w:space="0" w:color="000000"/>
-              <w:left w:val="single" w:sz="8" w:space="0" w:color="000000"/>
-              <w:bottom w:val="single" w:sz="8" w:space="0" w:color="000000"/>
-              <w:right w:val="single" w:sz="8" w:space="0" w:color="000000"/>
-            </w:tcBorders>
-            <w:vAlign w:val="center"/>
-          </w:tcPr>
-          <w:p>
-            <w:pPr>
+            <w:tcW w:w="2835" w:type="dxa"/>
+            <w:tcBorders>
+              <w:top w:val="single" w:sz="8" w:space="0" w:color="000000"/>
+              <w:left w:val="single" w:sz="8" w:space="0" w:color="000000"/>
+              <w:bottom w:val="single" w:sz="8" w:space="0" w:color="000000"/>
+              <w:right w:val="single" w:sz="8" w:space="0" w:color="000000"/>
+            </w:tcBorders>
+            <w:vAlign w:val="center"/>
+          </w:tcPr>
+          <w:p>
+            <w:pPr>
+              <w:keepNext/>
               <w:jc w:val="center"/>
               <w:rPr>
                 <w:sz w:val="24"/>
@@ -5439,11 +5571,12 @@
       </w:tr>
       <w:tr>
         <w:trPr>
+          <w:cantSplit/>
           <w:jc w:val="center"/>
         </w:trPr>
         <w:tc>
           <w:tcPr>
-            <w:tcW w:w="3367" w:type="dxa"/>
+            <w:tcW w:w="4309" w:type="dxa"/>
             <w:tcBorders>
               <w:top w:val="single" w:sz="8" w:space="0" w:color="000000"/>
               <w:left w:val="single" w:sz="8" w:space="0" w:color="000000"/>
@@ -5471,7 +5604,7 @@
         </w:tc>
         <w:tc>
           <w:tcPr>
-            <w:tcW w:w="2248" w:type="dxa"/>
+            <w:tcW w:w="1927" w:type="dxa"/>
             <w:tcBorders>
               <w:top w:val="single" w:sz="8" w:space="0" w:color="000000"/>
               <w:left w:val="single" w:sz="8" w:space="0" w:color="000000"/>
@@ -5499,18 +5632,18 @@
         </w:tc>
         <w:tc>
           <w:tcPr>
-            <w:tcW w:w="3913" w:type="dxa"/>
-            <w:tcBorders>
-              <w:top w:val="single" w:sz="8" w:space="0" w:color="000000"/>
-              <w:left w:val="single" w:sz="8" w:space="0" w:color="000000"/>
-              <w:bottom w:val="single" w:sz="8" w:space="0" w:color="000000"/>
-              <w:right w:val="single" w:sz="8" w:space="0" w:color="000000"/>
-            </w:tcBorders>
-            <w:vAlign w:val="center"/>
-          </w:tcPr>
-          <w:p>
-            <w:pPr>
-              <w:jc w:val="both"/>
+            <w:tcW w:w="2835" w:type="dxa"/>
+            <w:tcBorders>
+              <w:top w:val="single" w:sz="8" w:space="0" w:color="000000"/>
+              <w:left w:val="single" w:sz="8" w:space="0" w:color="000000"/>
+              <w:bottom w:val="single" w:sz="8" w:space="0" w:color="000000"/>
+              <w:right w:val="single" w:sz="8" w:space="0" w:color="000000"/>
+            </w:tcBorders>
+            <w:vAlign w:val="center"/>
+          </w:tcPr>
+          <w:p>
+            <w:pPr>
+              <w:jc w:val="left"/>
               <w:rPr>
                 <w:sz w:val="24"/>
                 <w:szCs w:val="24"/>
@@ -5529,11 +5662,12 @@
       </w:tr>
       <w:tr>
         <w:trPr>
+          <w:cantSplit/>
           <w:jc w:val="center"/>
         </w:trPr>
         <w:tc>
           <w:tcPr>
-            <w:tcW w:w="3367" w:type="dxa"/>
+            <w:tcW w:w="4309" w:type="dxa"/>
             <w:tcBorders>
               <w:top w:val="single" w:sz="8" w:space="0" w:color="000000"/>
               <w:left w:val="single" w:sz="8" w:space="0" w:color="000000"/>
@@ -5561,7 +5695,7 @@
         </w:tc>
         <w:tc>
           <w:tcPr>
-            <w:tcW w:w="2248" w:type="dxa"/>
+            <w:tcW w:w="1927" w:type="dxa"/>
             <w:tcBorders>
               <w:top w:val="single" w:sz="8" w:space="0" w:color="000000"/>
               <w:left w:val="single" w:sz="8" w:space="0" w:color="000000"/>
@@ -5589,18 +5723,18 @@
         </w:tc>
         <w:tc>
           <w:tcPr>
-            <w:tcW w:w="3913" w:type="dxa"/>
-            <w:tcBorders>
-              <w:top w:val="single" w:sz="8" w:space="0" w:color="000000"/>
-              <w:left w:val="single" w:sz="8" w:space="0" w:color="000000"/>
-              <w:bottom w:val="single" w:sz="8" w:space="0" w:color="000000"/>
-              <w:right w:val="single" w:sz="8" w:space="0" w:color="000000"/>
-            </w:tcBorders>
-            <w:vAlign w:val="center"/>
-          </w:tcPr>
-          <w:p>
-            <w:pPr>
-              <w:jc w:val="both"/>
+            <w:tcW w:w="2835" w:type="dxa"/>
+            <w:tcBorders>
+              <w:top w:val="single" w:sz="8" w:space="0" w:color="000000"/>
+              <w:left w:val="single" w:sz="8" w:space="0" w:color="000000"/>
+              <w:bottom w:val="single" w:sz="8" w:space="0" w:color="000000"/>
+              <w:right w:val="single" w:sz="8" w:space="0" w:color="000000"/>
+            </w:tcBorders>
+            <w:vAlign w:val="center"/>
+          </w:tcPr>
+          <w:p>
+            <w:pPr>
+              <w:jc w:val="left"/>
               <w:rPr>
                 <w:sz w:val="24"/>
                 <w:szCs w:val="24"/>
@@ -5619,39 +5753,40 @@
       </w:tr>
       <w:tr>
         <w:trPr>
+          <w:cantSplit/>
           <w:jc w:val="center"/>
         </w:trPr>
         <w:tc>
           <w:tcPr>
-            <w:tcW w:w="3367" w:type="dxa"/>
-            <w:tcBorders>
-              <w:top w:val="single" w:sz="8" w:space="0" w:color="000000"/>
-              <w:left w:val="single" w:sz="8" w:space="0" w:color="000000"/>
-              <w:bottom w:val="single" w:sz="8" w:space="0" w:color="000000"/>
-              <w:right w:val="single" w:sz="8" w:space="0" w:color="000000"/>
-            </w:tcBorders>
-            <w:vAlign w:val="center"/>
-          </w:tcPr>
-          <w:p>
-            <w:pPr>
-              <w:rPr>
-                <w:sz w:val="24"/>
-                <w:szCs w:val="24"/>
-              </w:rPr>
-            </w:pPr>
-            <w:r>
-              <w:rPr>
-                <w:b w:val="0"/>
-                <w:sz w:val="24"/>
-                <w:szCs w:val="24"/>
-              </w:rPr>
-              <w:t>3. Hapus informasi kerja dari perangkat pribadi, bila perangkat pribadi diizinkan untuk bekerja.</w:t>
-            </w:r>
-          </w:p>
-        </w:tc>
-        <w:tc>
-          <w:tcPr>
-            <w:tcW w:w="2248" w:type="dxa"/>
+            <w:tcW w:w="4309" w:type="dxa"/>
+            <w:tcBorders>
+              <w:top w:val="single" w:sz="8" w:space="0" w:color="000000"/>
+              <w:left w:val="single" w:sz="8" w:space="0" w:color="000000"/>
+              <w:bottom w:val="single" w:sz="8" w:space="0" w:color="000000"/>
+              <w:right w:val="single" w:sz="8" w:space="0" w:color="000000"/>
+            </w:tcBorders>
+            <w:vAlign w:val="center"/>
+          </w:tcPr>
+          <w:p>
+            <w:pPr>
+              <w:rPr>
+                <w:sz w:val="24"/>
+                <w:szCs w:val="24"/>
+              </w:rPr>
+            </w:pPr>
+            <w:r>
+              <w:rPr>
+                <w:b w:val="0"/>
+                <w:sz w:val="24"/>
+                <w:szCs w:val="24"/>
+              </w:rPr>
+              <w:t>3. Hapus informasi kerja dari perangkat pribadi, jika perangkat pribadi diizinkan untuk bekerja.</w:t>
+            </w:r>
+          </w:p>
+        </w:tc>
+        <w:tc>
+          <w:tcPr>
+            <w:tcW w:w="1927" w:type="dxa"/>
             <w:tcBorders>
               <w:top w:val="single" w:sz="8" w:space="0" w:color="000000"/>
               <w:left w:val="single" w:sz="8" w:space="0" w:color="000000"/>
@@ -5679,18 +5814,18 @@
         </w:tc>
         <w:tc>
           <w:tcPr>
-            <w:tcW w:w="3913" w:type="dxa"/>
-            <w:tcBorders>
-              <w:top w:val="single" w:sz="8" w:space="0" w:color="000000"/>
-              <w:left w:val="single" w:sz="8" w:space="0" w:color="000000"/>
-              <w:bottom w:val="single" w:sz="8" w:space="0" w:color="000000"/>
-              <w:right w:val="single" w:sz="8" w:space="0" w:color="000000"/>
-            </w:tcBorders>
-            <w:vAlign w:val="center"/>
-          </w:tcPr>
-          <w:p>
-            <w:pPr>
-              <w:jc w:val="both"/>
+            <w:tcW w:w="2835" w:type="dxa"/>
+            <w:tcBorders>
+              <w:top w:val="single" w:sz="8" w:space="0" w:color="000000"/>
+              <w:left w:val="single" w:sz="8" w:space="0" w:color="000000"/>
+              <w:bottom w:val="single" w:sz="8" w:space="0" w:color="000000"/>
+              <w:right w:val="single" w:sz="8" w:space="0" w:color="000000"/>
+            </w:tcBorders>
+            <w:vAlign w:val="center"/>
+          </w:tcPr>
+          <w:p>
+            <w:pPr>
+              <w:jc w:val="left"/>
               <w:rPr>
                 <w:sz w:val="24"/>
                 <w:szCs w:val="24"/>
@@ -5709,11 +5844,12 @@
       </w:tr>
       <w:tr>
         <w:trPr>
+          <w:cantSplit/>
           <w:jc w:val="center"/>
         </w:trPr>
         <w:tc>
           <w:tcPr>
-            <w:tcW w:w="3367" w:type="dxa"/>
+            <w:tcW w:w="4309" w:type="dxa"/>
             <w:tcBorders>
               <w:top w:val="single" w:sz="8" w:space="0" w:color="000000"/>
               <w:left w:val="single" w:sz="8" w:space="0" w:color="000000"/>
@@ -5741,7 +5877,7 @@
         </w:tc>
         <w:tc>
           <w:tcPr>
-            <w:tcW w:w="2248" w:type="dxa"/>
+            <w:tcW w:w="1927" w:type="dxa"/>
             <w:tcBorders>
               <w:top w:val="single" w:sz="8" w:space="0" w:color="000000"/>
               <w:left w:val="single" w:sz="8" w:space="0" w:color="000000"/>
@@ -5769,18 +5905,18 @@
         </w:tc>
         <w:tc>
           <w:tcPr>
-            <w:tcW w:w="3913" w:type="dxa"/>
-            <w:tcBorders>
-              <w:top w:val="single" w:sz="8" w:space="0" w:color="000000"/>
-              <w:left w:val="single" w:sz="8" w:space="0" w:color="000000"/>
-              <w:bottom w:val="single" w:sz="8" w:space="0" w:color="000000"/>
-              <w:right w:val="single" w:sz="8" w:space="0" w:color="000000"/>
-            </w:tcBorders>
-            <w:vAlign w:val="center"/>
-          </w:tcPr>
-          <w:p>
-            <w:pPr>
-              <w:jc w:val="both"/>
+            <w:tcW w:w="2835" w:type="dxa"/>
+            <w:tcBorders>
+              <w:top w:val="single" w:sz="8" w:space="0" w:color="000000"/>
+              <w:left w:val="single" w:sz="8" w:space="0" w:color="000000"/>
+              <w:bottom w:val="single" w:sz="8" w:space="0" w:color="000000"/>
+              <w:right w:val="single" w:sz="8" w:space="0" w:color="000000"/>
+            </w:tcBorders>
+            <w:vAlign w:val="center"/>
+          </w:tcPr>
+          <w:p>
+            <w:pPr>
+              <w:jc w:val="left"/>
               <w:rPr>
                 <w:sz w:val="24"/>
                 <w:szCs w:val="24"/>
@@ -5825,6 +5961,7 @@
     <w:p>
       <w:pPr>
         <w:pStyle w:val="Heading2"/>
+        <w:keepNext/>
         <w:numPr>
           <w:ilvl w:val="1"/>
           <w:numId w:val="7"/>
@@ -5845,27 +5982,30 @@
         <w:tblLook w:val="0400" w:firstRow="0" w:lastRow="0" w:firstColumn="0" w:lastColumn="0" w:noHBand="0" w:noVBand="1"/>
       </w:tblPr>
       <w:tblGrid>
-        <w:gridCol w:w="3367"/>
-        <w:gridCol w:w="2248"/>
-        <w:gridCol w:w="3913"/>
+        <w:gridCol w:w="4309"/>
+        <w:gridCol w:w="1927"/>
+        <w:gridCol w:w="2835"/>
       </w:tblGrid>
       <w:tr>
         <w:trPr>
+          <w:cantSplit/>
+          <w:tblHeader/>
           <w:jc w:val="center"/>
         </w:trPr>
         <w:tc>
           <w:tcPr>
-            <w:tcW w:w="3367" w:type="dxa"/>
-            <w:tcBorders>
-              <w:top w:val="single" w:sz="8" w:space="0" w:color="000000"/>
-              <w:left w:val="single" w:sz="8" w:space="0" w:color="000000"/>
-              <w:bottom w:val="single" w:sz="8" w:space="0" w:color="000000"/>
-              <w:right w:val="single" w:sz="8" w:space="0" w:color="000000"/>
-            </w:tcBorders>
-            <w:vAlign w:val="center"/>
-          </w:tcPr>
-          <w:p>
-            <w:pPr>
+            <w:tcW w:w="4309" w:type="dxa"/>
+            <w:tcBorders>
+              <w:top w:val="single" w:sz="8" w:space="0" w:color="000000"/>
+              <w:left w:val="single" w:sz="8" w:space="0" w:color="000000"/>
+              <w:bottom w:val="single" w:sz="8" w:space="0" w:color="000000"/>
+              <w:right w:val="single" w:sz="8" w:space="0" w:color="000000"/>
+            </w:tcBorders>
+            <w:vAlign w:val="center"/>
+          </w:tcPr>
+          <w:p>
+            <w:pPr>
+              <w:keepNext/>
               <w:jc w:val="center"/>
               <w:rPr>
                 <w:sz w:val="24"/>
@@ -5885,17 +6025,18 @@
         </w:tc>
         <w:tc>
           <w:tcPr>
-            <w:tcW w:w="2248" w:type="dxa"/>
-            <w:tcBorders>
-              <w:top w:val="single" w:sz="8" w:space="0" w:color="000000"/>
-              <w:left w:val="single" w:sz="8" w:space="0" w:color="000000"/>
-              <w:bottom w:val="single" w:sz="8" w:space="0" w:color="000000"/>
-              <w:right w:val="single" w:sz="8" w:space="0" w:color="000000"/>
-            </w:tcBorders>
-            <w:vAlign w:val="center"/>
-          </w:tcPr>
-          <w:p>
-            <w:pPr>
+            <w:tcW w:w="1927" w:type="dxa"/>
+            <w:tcBorders>
+              <w:top w:val="single" w:sz="8" w:space="0" w:color="000000"/>
+              <w:left w:val="single" w:sz="8" w:space="0" w:color="000000"/>
+              <w:bottom w:val="single" w:sz="8" w:space="0" w:color="000000"/>
+              <w:right w:val="single" w:sz="8" w:space="0" w:color="000000"/>
+            </w:tcBorders>
+            <w:vAlign w:val="center"/>
+          </w:tcPr>
+          <w:p>
+            <w:pPr>
+              <w:keepNext/>
               <w:jc w:val="center"/>
               <w:rPr>
                 <w:sz w:val="24"/>
@@ -5915,17 +6056,18 @@
         </w:tc>
         <w:tc>
           <w:tcPr>
-            <w:tcW w:w="3913" w:type="dxa"/>
-            <w:tcBorders>
-              <w:top w:val="single" w:sz="8" w:space="0" w:color="000000"/>
-              <w:left w:val="single" w:sz="8" w:space="0" w:color="000000"/>
-              <w:bottom w:val="single" w:sz="8" w:space="0" w:color="000000"/>
-              <w:right w:val="single" w:sz="8" w:space="0" w:color="000000"/>
-            </w:tcBorders>
-            <w:vAlign w:val="center"/>
-          </w:tcPr>
-          <w:p>
-            <w:pPr>
+            <w:tcW w:w="2835" w:type="dxa"/>
+            <w:tcBorders>
+              <w:top w:val="single" w:sz="8" w:space="0" w:color="000000"/>
+              <w:left w:val="single" w:sz="8" w:space="0" w:color="000000"/>
+              <w:bottom w:val="single" w:sz="8" w:space="0" w:color="000000"/>
+              <w:right w:val="single" w:sz="8" w:space="0" w:color="000000"/>
+            </w:tcBorders>
+            <w:vAlign w:val="center"/>
+          </w:tcPr>
+          <w:p>
+            <w:pPr>
+              <w:keepNext/>
               <w:jc w:val="center"/>
               <w:rPr>
                 <w:sz w:val="24"/>
@@ -5946,11 +6088,12 @@
       </w:tr>
       <w:tr>
         <w:trPr>
+          <w:cantSplit/>
           <w:jc w:val="center"/>
         </w:trPr>
         <w:tc>
           <w:tcPr>
-            <w:tcW w:w="3367" w:type="dxa"/>
+            <w:tcW w:w="4309" w:type="dxa"/>
             <w:tcBorders>
               <w:top w:val="single" w:sz="8" w:space="0" w:color="000000"/>
               <w:left w:val="single" w:sz="8" w:space="0" w:color="000000"/>
@@ -5978,7 +6121,7 @@
         </w:tc>
         <w:tc>
           <w:tcPr>
-            <w:tcW w:w="2248" w:type="dxa"/>
+            <w:tcW w:w="1927" w:type="dxa"/>
             <w:tcBorders>
               <w:top w:val="single" w:sz="8" w:space="0" w:color="000000"/>
               <w:left w:val="single" w:sz="8" w:space="0" w:color="000000"/>
@@ -6006,18 +6149,18 @@
         </w:tc>
         <w:tc>
           <w:tcPr>
-            <w:tcW w:w="3913" w:type="dxa"/>
-            <w:tcBorders>
-              <w:top w:val="single" w:sz="8" w:space="0" w:color="000000"/>
-              <w:left w:val="single" w:sz="8" w:space="0" w:color="000000"/>
-              <w:bottom w:val="single" w:sz="8" w:space="0" w:color="000000"/>
-              <w:right w:val="single" w:sz="8" w:space="0" w:color="000000"/>
-            </w:tcBorders>
-            <w:vAlign w:val="center"/>
-          </w:tcPr>
-          <w:p>
-            <w:pPr>
-              <w:jc w:val="both"/>
+            <w:tcW w:w="2835" w:type="dxa"/>
+            <w:tcBorders>
+              <w:top w:val="single" w:sz="8" w:space="0" w:color="000000"/>
+              <w:left w:val="single" w:sz="8" w:space="0" w:color="000000"/>
+              <w:bottom w:val="single" w:sz="8" w:space="0" w:color="000000"/>
+              <w:right w:val="single" w:sz="8" w:space="0" w:color="000000"/>
+            </w:tcBorders>
+            <w:vAlign w:val="center"/>
+          </w:tcPr>
+          <w:p>
+            <w:pPr>
+              <w:jc w:val="left"/>
               <w:rPr>
                 <w:sz w:val="24"/>
                 <w:szCs w:val="24"/>
@@ -6036,11 +6179,12 @@
       </w:tr>
       <w:tr>
         <w:trPr>
+          <w:cantSplit/>
           <w:jc w:val="center"/>
         </w:trPr>
         <w:tc>
           <w:tcPr>
-            <w:tcW w:w="3367" w:type="dxa"/>
+            <w:tcW w:w="4309" w:type="dxa"/>
             <w:tcBorders>
               <w:top w:val="single" w:sz="8" w:space="0" w:color="000000"/>
               <w:left w:val="single" w:sz="8" w:space="0" w:color="000000"/>
@@ -6068,7 +6212,7 @@
         </w:tc>
         <w:tc>
           <w:tcPr>
-            <w:tcW w:w="2248" w:type="dxa"/>
+            <w:tcW w:w="1927" w:type="dxa"/>
             <w:tcBorders>
               <w:top w:val="single" w:sz="8" w:space="0" w:color="000000"/>
               <w:left w:val="single" w:sz="8" w:space="0" w:color="000000"/>
@@ -6096,18 +6240,18 @@
         </w:tc>
         <w:tc>
           <w:tcPr>
-            <w:tcW w:w="3913" w:type="dxa"/>
-            <w:tcBorders>
-              <w:top w:val="single" w:sz="8" w:space="0" w:color="000000"/>
-              <w:left w:val="single" w:sz="8" w:space="0" w:color="000000"/>
-              <w:bottom w:val="single" w:sz="8" w:space="0" w:color="000000"/>
-              <w:right w:val="single" w:sz="8" w:space="0" w:color="000000"/>
-            </w:tcBorders>
-            <w:vAlign w:val="center"/>
-          </w:tcPr>
-          <w:p>
-            <w:pPr>
-              <w:jc w:val="both"/>
+            <w:tcW w:w="2835" w:type="dxa"/>
+            <w:tcBorders>
+              <w:top w:val="single" w:sz="8" w:space="0" w:color="000000"/>
+              <w:left w:val="single" w:sz="8" w:space="0" w:color="000000"/>
+              <w:bottom w:val="single" w:sz="8" w:space="0" w:color="000000"/>
+              <w:right w:val="single" w:sz="8" w:space="0" w:color="000000"/>
+            </w:tcBorders>
+            <w:vAlign w:val="center"/>
+          </w:tcPr>
+          <w:p>
+            <w:pPr>
+              <w:jc w:val="left"/>
               <w:rPr>
                 <w:sz w:val="24"/>
                 <w:szCs w:val="24"/>
@@ -6126,11 +6270,12 @@
       </w:tr>
       <w:tr>
         <w:trPr>
+          <w:cantSplit/>
           <w:jc w:val="center"/>
         </w:trPr>
         <w:tc>
           <w:tcPr>
-            <w:tcW w:w="3367" w:type="dxa"/>
+            <w:tcW w:w="4309" w:type="dxa"/>
             <w:tcBorders>
               <w:top w:val="single" w:sz="8" w:space="0" w:color="000000"/>
               <w:left w:val="single" w:sz="8" w:space="0" w:color="000000"/>
@@ -6158,7 +6303,7 @@
         </w:tc>
         <w:tc>
           <w:tcPr>
-            <w:tcW w:w="2248" w:type="dxa"/>
+            <w:tcW w:w="1927" w:type="dxa"/>
             <w:tcBorders>
               <w:top w:val="single" w:sz="8" w:space="0" w:color="000000"/>
               <w:left w:val="single" w:sz="8" w:space="0" w:color="000000"/>
@@ -6186,18 +6331,18 @@
         </w:tc>
         <w:tc>
           <w:tcPr>
-            <w:tcW w:w="3913" w:type="dxa"/>
-            <w:tcBorders>
-              <w:top w:val="single" w:sz="8" w:space="0" w:color="000000"/>
-              <w:left w:val="single" w:sz="8" w:space="0" w:color="000000"/>
-              <w:bottom w:val="single" w:sz="8" w:space="0" w:color="000000"/>
-              <w:right w:val="single" w:sz="8" w:space="0" w:color="000000"/>
-            </w:tcBorders>
-            <w:vAlign w:val="center"/>
-          </w:tcPr>
-          <w:p>
-            <w:pPr>
-              <w:jc w:val="both"/>
+            <w:tcW w:w="2835" w:type="dxa"/>
+            <w:tcBorders>
+              <w:top w:val="single" w:sz="8" w:space="0" w:color="000000"/>
+              <w:left w:val="single" w:sz="8" w:space="0" w:color="000000"/>
+              <w:bottom w:val="single" w:sz="8" w:space="0" w:color="000000"/>
+              <w:right w:val="single" w:sz="8" w:space="0" w:color="000000"/>
+            </w:tcBorders>
+            <w:vAlign w:val="center"/>
+          </w:tcPr>
+          <w:p>
+            <w:pPr>
+              <w:jc w:val="left"/>
               <w:rPr>
                 <w:sz w:val="24"/>
                 <w:szCs w:val="24"/>
@@ -6216,39 +6361,40 @@
       </w:tr>
       <w:tr>
         <w:trPr>
+          <w:cantSplit/>
           <w:jc w:val="center"/>
         </w:trPr>
         <w:tc>
           <w:tcPr>
-            <w:tcW w:w="3367" w:type="dxa"/>
-            <w:tcBorders>
-              <w:top w:val="single" w:sz="8" w:space="0" w:color="000000"/>
-              <w:left w:val="single" w:sz="8" w:space="0" w:color="000000"/>
-              <w:bottom w:val="single" w:sz="8" w:space="0" w:color="000000"/>
-              <w:right w:val="single" w:sz="8" w:space="0" w:color="000000"/>
-            </w:tcBorders>
-            <w:vAlign w:val="center"/>
-          </w:tcPr>
-          <w:p>
-            <w:pPr>
-              <w:rPr>
-                <w:sz w:val="24"/>
-                <w:szCs w:val="24"/>
-              </w:rPr>
-            </w:pPr>
-            <w:r>
-              <w:rPr>
-                <w:b w:val="0"/>
-                <w:sz w:val="24"/>
-                <w:szCs w:val="24"/>
-              </w:rPr>
-              <w:t>4. Hapus VM atau volume pelanggan sesuai kontrak sesudah dua konfirmasi diterima.</w:t>
-            </w:r>
-          </w:p>
-        </w:tc>
-        <w:tc>
-          <w:tcPr>
-            <w:tcW w:w="2248" w:type="dxa"/>
+            <w:tcW w:w="4309" w:type="dxa"/>
+            <w:tcBorders>
+              <w:top w:val="single" w:sz="8" w:space="0" w:color="000000"/>
+              <w:left w:val="single" w:sz="8" w:space="0" w:color="000000"/>
+              <w:bottom w:val="single" w:sz="8" w:space="0" w:color="000000"/>
+              <w:right w:val="single" w:sz="8" w:space="0" w:color="000000"/>
+            </w:tcBorders>
+            <w:vAlign w:val="center"/>
+          </w:tcPr>
+          <w:p>
+            <w:pPr>
+              <w:rPr>
+                <w:sz w:val="24"/>
+                <w:szCs w:val="24"/>
+              </w:rPr>
+            </w:pPr>
+            <w:r>
+              <w:rPr>
+                <w:b w:val="0"/>
+                <w:sz w:val="24"/>
+                <w:szCs w:val="24"/>
+              </w:rPr>
+              <w:t>4. Hapus VM atau volume pelanggan sesuai kontrak setelah dua konfirmasi diterima.</w:t>
+            </w:r>
+          </w:p>
+        </w:tc>
+        <w:tc>
+          <w:tcPr>
+            <w:tcW w:w="1927" w:type="dxa"/>
             <w:tcBorders>
               <w:top w:val="single" w:sz="8" w:space="0" w:color="000000"/>
               <w:left w:val="single" w:sz="8" w:space="0" w:color="000000"/>
@@ -6276,18 +6422,18 @@
         </w:tc>
         <w:tc>
           <w:tcPr>
-            <w:tcW w:w="3913" w:type="dxa"/>
-            <w:tcBorders>
-              <w:top w:val="single" w:sz="8" w:space="0" w:color="000000"/>
-              <w:left w:val="single" w:sz="8" w:space="0" w:color="000000"/>
-              <w:bottom w:val="single" w:sz="8" w:space="0" w:color="000000"/>
-              <w:right w:val="single" w:sz="8" w:space="0" w:color="000000"/>
-            </w:tcBorders>
-            <w:vAlign w:val="center"/>
-          </w:tcPr>
-          <w:p>
-            <w:pPr>
-              <w:jc w:val="both"/>
+            <w:tcW w:w="2835" w:type="dxa"/>
+            <w:tcBorders>
+              <w:top w:val="single" w:sz="8" w:space="0" w:color="000000"/>
+              <w:left w:val="single" w:sz="8" w:space="0" w:color="000000"/>
+              <w:bottom w:val="single" w:sz="8" w:space="0" w:color="000000"/>
+              <w:right w:val="single" w:sz="8" w:space="0" w:color="000000"/>
+            </w:tcBorders>
+            <w:vAlign w:val="center"/>
+          </w:tcPr>
+          <w:p>
+            <w:pPr>
+              <w:jc w:val="left"/>
               <w:rPr>
                 <w:sz w:val="24"/>
                 <w:szCs w:val="24"/>
@@ -6306,11 +6452,12 @@
       </w:tr>
       <w:tr>
         <w:trPr>
+          <w:cantSplit/>
           <w:jc w:val="center"/>
         </w:trPr>
         <w:tc>
           <w:tcPr>
-            <w:tcW w:w="3367" w:type="dxa"/>
+            <w:tcW w:w="4309" w:type="dxa"/>
             <w:tcBorders>
               <w:top w:val="single" w:sz="8" w:space="0" w:color="000000"/>
               <w:left w:val="single" w:sz="8" w:space="0" w:color="000000"/>
@@ -6338,7 +6485,7 @@
         </w:tc>
         <w:tc>
           <w:tcPr>
-            <w:tcW w:w="2248" w:type="dxa"/>
+            <w:tcW w:w="1927" w:type="dxa"/>
             <w:tcBorders>
               <w:top w:val="single" w:sz="8" w:space="0" w:color="000000"/>
               <w:left w:val="single" w:sz="8" w:space="0" w:color="000000"/>
@@ -6366,18 +6513,18 @@
         </w:tc>
         <w:tc>
           <w:tcPr>
-            <w:tcW w:w="3913" w:type="dxa"/>
-            <w:tcBorders>
-              <w:top w:val="single" w:sz="8" w:space="0" w:color="000000"/>
-              <w:left w:val="single" w:sz="8" w:space="0" w:color="000000"/>
-              <w:bottom w:val="single" w:sz="8" w:space="0" w:color="000000"/>
-              <w:right w:val="single" w:sz="8" w:space="0" w:color="000000"/>
-            </w:tcBorders>
-            <w:vAlign w:val="center"/>
-          </w:tcPr>
-          <w:p>
-            <w:pPr>
-              <w:jc w:val="both"/>
+            <w:tcW w:w="2835" w:type="dxa"/>
+            <w:tcBorders>
+              <w:top w:val="single" w:sz="8" w:space="0" w:color="000000"/>
+              <w:left w:val="single" w:sz="8" w:space="0" w:color="000000"/>
+              <w:bottom w:val="single" w:sz="8" w:space="0" w:color="000000"/>
+              <w:right w:val="single" w:sz="8" w:space="0" w:color="000000"/>
+            </w:tcBorders>
+            <w:vAlign w:val="center"/>
+          </w:tcPr>
+          <w:p>
+            <w:pPr>
+              <w:jc w:val="left"/>
               <w:rPr>
                 <w:sz w:val="24"/>
                 <w:szCs w:val="24"/>
@@ -6396,11 +6543,12 @@
       </w:tr>
       <w:tr>
         <w:trPr>
+          <w:cantSplit/>
           <w:jc w:val="center"/>
         </w:trPr>
         <w:tc>
           <w:tcPr>
-            <w:tcW w:w="3367" w:type="dxa"/>
+            <w:tcW w:w="4309" w:type="dxa"/>
             <w:tcBorders>
               <w:top w:val="single" w:sz="8" w:space="0" w:color="000000"/>
               <w:left w:val="single" w:sz="8" w:space="0" w:color="000000"/>
@@ -6428,7 +6576,7 @@
         </w:tc>
         <w:tc>
           <w:tcPr>
-            <w:tcW w:w="2248" w:type="dxa"/>
+            <w:tcW w:w="1927" w:type="dxa"/>
             <w:tcBorders>
               <w:top w:val="single" w:sz="8" w:space="0" w:color="000000"/>
               <w:left w:val="single" w:sz="8" w:space="0" w:color="000000"/>
@@ -6456,18 +6604,18 @@
         </w:tc>
         <w:tc>
           <w:tcPr>
-            <w:tcW w:w="3913" w:type="dxa"/>
-            <w:tcBorders>
-              <w:top w:val="single" w:sz="8" w:space="0" w:color="000000"/>
-              <w:left w:val="single" w:sz="8" w:space="0" w:color="000000"/>
-              <w:bottom w:val="single" w:sz="8" w:space="0" w:color="000000"/>
-              <w:right w:val="single" w:sz="8" w:space="0" w:color="000000"/>
-            </w:tcBorders>
-            <w:vAlign w:val="center"/>
-          </w:tcPr>
-          <w:p>
-            <w:pPr>
-              <w:jc w:val="both"/>
+            <w:tcW w:w="2835" w:type="dxa"/>
+            <w:tcBorders>
+              <w:top w:val="single" w:sz="8" w:space="0" w:color="000000"/>
+              <w:left w:val="single" w:sz="8" w:space="0" w:color="000000"/>
+              <w:bottom w:val="single" w:sz="8" w:space="0" w:color="000000"/>
+              <w:right w:val="single" w:sz="8" w:space="0" w:color="000000"/>
+            </w:tcBorders>
+            <w:vAlign w:val="center"/>
+          </w:tcPr>
+          <w:p>
+            <w:pPr>
+              <w:jc w:val="left"/>
               <w:rPr>
                 <w:sz w:val="24"/>
                 <w:szCs w:val="24"/>
@@ -6512,6 +6660,7 @@
     <w:p>
       <w:pPr>
         <w:pStyle w:val="Heading2"/>
+        <w:keepNext/>
         <w:numPr>
           <w:ilvl w:val="1"/>
           <w:numId w:val="7"/>
@@ -6532,27 +6681,30 @@
         <w:tblLook w:val="0400" w:firstRow="0" w:lastRow="0" w:firstColumn="0" w:lastColumn="0" w:noHBand="0" w:noVBand="1"/>
       </w:tblPr>
       <w:tblGrid>
-        <w:gridCol w:w="3367"/>
-        <w:gridCol w:w="2248"/>
-        <w:gridCol w:w="3913"/>
+        <w:gridCol w:w="4309"/>
+        <w:gridCol w:w="1927"/>
+        <w:gridCol w:w="2835"/>
       </w:tblGrid>
       <w:tr>
         <w:trPr>
+          <w:cantSplit/>
+          <w:tblHeader/>
           <w:jc w:val="center"/>
         </w:trPr>
         <w:tc>
           <w:tcPr>
-            <w:tcW w:w="3367" w:type="dxa"/>
-            <w:tcBorders>
-              <w:top w:val="single" w:sz="8" w:space="0" w:color="000000"/>
-              <w:left w:val="single" w:sz="8" w:space="0" w:color="000000"/>
-              <w:bottom w:val="single" w:sz="8" w:space="0" w:color="000000"/>
-              <w:right w:val="single" w:sz="8" w:space="0" w:color="000000"/>
-            </w:tcBorders>
-            <w:vAlign w:val="center"/>
-          </w:tcPr>
-          <w:p>
-            <w:pPr>
+            <w:tcW w:w="4309" w:type="dxa"/>
+            <w:tcBorders>
+              <w:top w:val="single" w:sz="8" w:space="0" w:color="000000"/>
+              <w:left w:val="single" w:sz="8" w:space="0" w:color="000000"/>
+              <w:bottom w:val="single" w:sz="8" w:space="0" w:color="000000"/>
+              <w:right w:val="single" w:sz="8" w:space="0" w:color="000000"/>
+            </w:tcBorders>
+            <w:vAlign w:val="center"/>
+          </w:tcPr>
+          <w:p>
+            <w:pPr>
+              <w:keepNext/>
               <w:jc w:val="center"/>
               <w:rPr>
                 <w:sz w:val="24"/>
@@ -6572,17 +6724,18 @@
         </w:tc>
         <w:tc>
           <w:tcPr>
-            <w:tcW w:w="2248" w:type="dxa"/>
-            <w:tcBorders>
-              <w:top w:val="single" w:sz="8" w:space="0" w:color="000000"/>
-              <w:left w:val="single" w:sz="8" w:space="0" w:color="000000"/>
-              <w:bottom w:val="single" w:sz="8" w:space="0" w:color="000000"/>
-              <w:right w:val="single" w:sz="8" w:space="0" w:color="000000"/>
-            </w:tcBorders>
-            <w:vAlign w:val="center"/>
-          </w:tcPr>
-          <w:p>
-            <w:pPr>
+            <w:tcW w:w="1927" w:type="dxa"/>
+            <w:tcBorders>
+              <w:top w:val="single" w:sz="8" w:space="0" w:color="000000"/>
+              <w:left w:val="single" w:sz="8" w:space="0" w:color="000000"/>
+              <w:bottom w:val="single" w:sz="8" w:space="0" w:color="000000"/>
+              <w:right w:val="single" w:sz="8" w:space="0" w:color="000000"/>
+            </w:tcBorders>
+            <w:vAlign w:val="center"/>
+          </w:tcPr>
+          <w:p>
+            <w:pPr>
+              <w:keepNext/>
               <w:jc w:val="center"/>
               <w:rPr>
                 <w:sz w:val="24"/>
@@ -6602,17 +6755,18 @@
         </w:tc>
         <w:tc>
           <w:tcPr>
-            <w:tcW w:w="3913" w:type="dxa"/>
-            <w:tcBorders>
-              <w:top w:val="single" w:sz="8" w:space="0" w:color="000000"/>
-              <w:left w:val="single" w:sz="8" w:space="0" w:color="000000"/>
-              <w:bottom w:val="single" w:sz="8" w:space="0" w:color="000000"/>
-              <w:right w:val="single" w:sz="8" w:space="0" w:color="000000"/>
-            </w:tcBorders>
-            <w:vAlign w:val="center"/>
-          </w:tcPr>
-          <w:p>
-            <w:pPr>
+            <w:tcW w:w="2835" w:type="dxa"/>
+            <w:tcBorders>
+              <w:top w:val="single" w:sz="8" w:space="0" w:color="000000"/>
+              <w:left w:val="single" w:sz="8" w:space="0" w:color="000000"/>
+              <w:bottom w:val="single" w:sz="8" w:space="0" w:color="000000"/>
+              <w:right w:val="single" w:sz="8" w:space="0" w:color="000000"/>
+            </w:tcBorders>
+            <w:vAlign w:val="center"/>
+          </w:tcPr>
+          <w:p>
+            <w:pPr>
+              <w:keepNext/>
               <w:jc w:val="center"/>
               <w:rPr>
                 <w:sz w:val="24"/>
@@ -6633,11 +6787,12 @@
       </w:tr>
       <w:tr>
         <w:trPr>
+          <w:cantSplit/>
           <w:jc w:val="center"/>
         </w:trPr>
         <w:tc>
           <w:tcPr>
-            <w:tcW w:w="3367" w:type="dxa"/>
+            <w:tcW w:w="4309" w:type="dxa"/>
             <w:tcBorders>
               <w:top w:val="single" w:sz="8" w:space="0" w:color="000000"/>
               <w:left w:val="single" w:sz="8" w:space="0" w:color="000000"/>
@@ -6665,7 +6820,7 @@
         </w:tc>
         <w:tc>
           <w:tcPr>
-            <w:tcW w:w="2248" w:type="dxa"/>
+            <w:tcW w:w="1927" w:type="dxa"/>
             <w:tcBorders>
               <w:top w:val="single" w:sz="8" w:space="0" w:color="000000"/>
               <w:left w:val="single" w:sz="8" w:space="0" w:color="000000"/>
@@ -6693,18 +6848,18 @@
         </w:tc>
         <w:tc>
           <w:tcPr>
-            <w:tcW w:w="3913" w:type="dxa"/>
-            <w:tcBorders>
-              <w:top w:val="single" w:sz="8" w:space="0" w:color="000000"/>
-              <w:left w:val="single" w:sz="8" w:space="0" w:color="000000"/>
-              <w:bottom w:val="single" w:sz="8" w:space="0" w:color="000000"/>
-              <w:right w:val="single" w:sz="8" w:space="0" w:color="000000"/>
-            </w:tcBorders>
-            <w:vAlign w:val="center"/>
-          </w:tcPr>
-          <w:p>
-            <w:pPr>
-              <w:jc w:val="both"/>
+            <w:tcW w:w="2835" w:type="dxa"/>
+            <w:tcBorders>
+              <w:top w:val="single" w:sz="8" w:space="0" w:color="000000"/>
+              <w:left w:val="single" w:sz="8" w:space="0" w:color="000000"/>
+              <w:bottom w:val="single" w:sz="8" w:space="0" w:color="000000"/>
+              <w:right w:val="single" w:sz="8" w:space="0" w:color="000000"/>
+            </w:tcBorders>
+            <w:vAlign w:val="center"/>
+          </w:tcPr>
+          <w:p>
+            <w:pPr>
+              <w:jc w:val="left"/>
               <w:rPr>
                 <w:sz w:val="24"/>
                 <w:szCs w:val="24"/>
@@ -6723,39 +6878,40 @@
       </w:tr>
       <w:tr>
         <w:trPr>
+          <w:cantSplit/>
           <w:jc w:val="center"/>
         </w:trPr>
         <w:tc>
           <w:tcPr>
-            <w:tcW w:w="3367" w:type="dxa"/>
-            <w:tcBorders>
-              <w:top w:val="single" w:sz="8" w:space="0" w:color="000000"/>
-              <w:left w:val="single" w:sz="8" w:space="0" w:color="000000"/>
-              <w:bottom w:val="single" w:sz="8" w:space="0" w:color="000000"/>
-              <w:right w:val="single" w:sz="8" w:space="0" w:color="000000"/>
-            </w:tcBorders>
-            <w:vAlign w:val="center"/>
-          </w:tcPr>
-          <w:p>
-            <w:pPr>
-              <w:rPr>
-                <w:sz w:val="24"/>
-                <w:szCs w:val="24"/>
-              </w:rPr>
-            </w:pPr>
-            <w:r>
-              <w:rPr>
-                <w:b w:val="0"/>
-                <w:sz w:val="24"/>
-                <w:szCs w:val="24"/>
-              </w:rPr>
-              <w:t>2. Putuskan apakah aset dipensiunkan; bila ya, aset dikembalikan atau dimusnahkan menurut butir 6.3 dan 6.4.</w:t>
-            </w:r>
-          </w:p>
-        </w:tc>
-        <w:tc>
-          <w:tcPr>
-            <w:tcW w:w="2248" w:type="dxa"/>
+            <w:tcW w:w="4309" w:type="dxa"/>
+            <w:tcBorders>
+              <w:top w:val="single" w:sz="8" w:space="0" w:color="000000"/>
+              <w:left w:val="single" w:sz="8" w:space="0" w:color="000000"/>
+              <w:bottom w:val="single" w:sz="8" w:space="0" w:color="000000"/>
+              <w:right w:val="single" w:sz="8" w:space="0" w:color="000000"/>
+            </w:tcBorders>
+            <w:vAlign w:val="center"/>
+          </w:tcPr>
+          <w:p>
+            <w:pPr>
+              <w:rPr>
+                <w:sz w:val="24"/>
+                <w:szCs w:val="24"/>
+              </w:rPr>
+            </w:pPr>
+            <w:r>
+              <w:rPr>
+                <w:b w:val="0"/>
+                <w:sz w:val="24"/>
+                <w:szCs w:val="24"/>
+              </w:rPr>
+              <w:t>2. Putuskan apakah aset dipensiunkan; jika ya, aset dikembalikan atau dimusnahkan sesuai butir 6.3 dan 6.4.</w:t>
+            </w:r>
+          </w:p>
+        </w:tc>
+        <w:tc>
+          <w:tcPr>
+            <w:tcW w:w="1927" w:type="dxa"/>
             <w:tcBorders>
               <w:top w:val="single" w:sz="8" w:space="0" w:color="000000"/>
               <w:left w:val="single" w:sz="8" w:space="0" w:color="000000"/>
@@ -6783,18 +6939,18 @@
         </w:tc>
         <w:tc>
           <w:tcPr>
-            <w:tcW w:w="3913" w:type="dxa"/>
-            <w:tcBorders>
-              <w:top w:val="single" w:sz="8" w:space="0" w:color="000000"/>
-              <w:left w:val="single" w:sz="8" w:space="0" w:color="000000"/>
-              <w:bottom w:val="single" w:sz="8" w:space="0" w:color="000000"/>
-              <w:right w:val="single" w:sz="8" w:space="0" w:color="000000"/>
-            </w:tcBorders>
-            <w:vAlign w:val="center"/>
-          </w:tcPr>
-          <w:p>
-            <w:pPr>
-              <w:jc w:val="both"/>
+            <w:tcW w:w="2835" w:type="dxa"/>
+            <w:tcBorders>
+              <w:top w:val="single" w:sz="8" w:space="0" w:color="000000"/>
+              <w:left w:val="single" w:sz="8" w:space="0" w:color="000000"/>
+              <w:bottom w:val="single" w:sz="8" w:space="0" w:color="000000"/>
+              <w:right w:val="single" w:sz="8" w:space="0" w:color="000000"/>
+            </w:tcBorders>
+            <w:vAlign w:val="center"/>
+          </w:tcPr>
+          <w:p>
+            <w:pPr>
+              <w:jc w:val="left"/>
               <w:rPr>
                 <w:sz w:val="24"/>
                 <w:szCs w:val="24"/>
@@ -6813,11 +6969,12 @@
       </w:tr>
       <w:tr>
         <w:trPr>
+          <w:cantSplit/>
           <w:jc w:val="center"/>
         </w:trPr>
         <w:tc>
           <w:tcPr>
-            <w:tcW w:w="3367" w:type="dxa"/>
+            <w:tcW w:w="4309" w:type="dxa"/>
             <w:tcBorders>
               <w:top w:val="single" w:sz="8" w:space="0" w:color="000000"/>
               <w:left w:val="single" w:sz="8" w:space="0" w:color="000000"/>
@@ -6845,7 +7002,7 @@
         </w:tc>
         <w:tc>
           <w:tcPr>
-            <w:tcW w:w="2248" w:type="dxa"/>
+            <w:tcW w:w="1927" w:type="dxa"/>
             <w:tcBorders>
               <w:top w:val="single" w:sz="8" w:space="0" w:color="000000"/>
               <w:left w:val="single" w:sz="8" w:space="0" w:color="000000"/>
@@ -6873,18 +7030,18 @@
         </w:tc>
         <w:tc>
           <w:tcPr>
-            <w:tcW w:w="3913" w:type="dxa"/>
-            <w:tcBorders>
-              <w:top w:val="single" w:sz="8" w:space="0" w:color="000000"/>
-              <w:left w:val="single" w:sz="8" w:space="0" w:color="000000"/>
-              <w:bottom w:val="single" w:sz="8" w:space="0" w:color="000000"/>
-              <w:right w:val="single" w:sz="8" w:space="0" w:color="000000"/>
-            </w:tcBorders>
-            <w:vAlign w:val="center"/>
-          </w:tcPr>
-          <w:p>
-            <w:pPr>
-              <w:jc w:val="both"/>
+            <w:tcW w:w="2835" w:type="dxa"/>
+            <w:tcBorders>
+              <w:top w:val="single" w:sz="8" w:space="0" w:color="000000"/>
+              <w:left w:val="single" w:sz="8" w:space="0" w:color="000000"/>
+              <w:bottom w:val="single" w:sz="8" w:space="0" w:color="000000"/>
+              <w:right w:val="single" w:sz="8" w:space="0" w:color="000000"/>
+            </w:tcBorders>
+            <w:vAlign w:val="center"/>
+          </w:tcPr>
+          <w:p>
+            <w:pPr>
+              <w:jc w:val="left"/>
               <w:rPr>
                 <w:sz w:val="24"/>
                 <w:szCs w:val="24"/>
@@ -6903,11 +7060,12 @@
       </w:tr>
       <w:tr>
         <w:trPr>
+          <w:cantSplit/>
           <w:jc w:val="center"/>
         </w:trPr>
         <w:tc>
           <w:tcPr>
-            <w:tcW w:w="3367" w:type="dxa"/>
+            <w:tcW w:w="4309" w:type="dxa"/>
             <w:tcBorders>
               <w:top w:val="single" w:sz="8" w:space="0" w:color="000000"/>
               <w:left w:val="single" w:sz="8" w:space="0" w:color="000000"/>
@@ -6935,7 +7093,7 @@
         </w:tc>
         <w:tc>
           <w:tcPr>
-            <w:tcW w:w="2248" w:type="dxa"/>
+            <w:tcW w:w="1927" w:type="dxa"/>
             <w:tcBorders>
               <w:top w:val="single" w:sz="8" w:space="0" w:color="000000"/>
               <w:left w:val="single" w:sz="8" w:space="0" w:color="000000"/>
@@ -6963,18 +7121,18 @@
         </w:tc>
         <w:tc>
           <w:tcPr>
-            <w:tcW w:w="3913" w:type="dxa"/>
-            <w:tcBorders>
-              <w:top w:val="single" w:sz="8" w:space="0" w:color="000000"/>
-              <w:left w:val="single" w:sz="8" w:space="0" w:color="000000"/>
-              <w:bottom w:val="single" w:sz="8" w:space="0" w:color="000000"/>
-              <w:right w:val="single" w:sz="8" w:space="0" w:color="000000"/>
-            </w:tcBorders>
-            <w:vAlign w:val="center"/>
-          </w:tcPr>
-          <w:p>
-            <w:pPr>
-              <w:jc w:val="both"/>
+            <w:tcW w:w="2835" w:type="dxa"/>
+            <w:tcBorders>
+              <w:top w:val="single" w:sz="8" w:space="0" w:color="000000"/>
+              <w:left w:val="single" w:sz="8" w:space="0" w:color="000000"/>
+              <w:bottom w:val="single" w:sz="8" w:space="0" w:color="000000"/>
+              <w:right w:val="single" w:sz="8" w:space="0" w:color="000000"/>
+            </w:tcBorders>
+            <w:vAlign w:val="center"/>
+          </w:tcPr>
+          <w:p>
+            <w:pPr>
+              <w:jc w:val="left"/>
               <w:rPr>
                 <w:sz w:val="24"/>
                 <w:szCs w:val="24"/>
@@ -6993,11 +7151,12 @@
       </w:tr>
       <w:tr>
         <w:trPr>
+          <w:cantSplit/>
           <w:jc w:val="center"/>
         </w:trPr>
         <w:tc>
           <w:tcPr>
-            <w:tcW w:w="3367" w:type="dxa"/>
+            <w:tcW w:w="4309" w:type="dxa"/>
             <w:tcBorders>
               <w:top w:val="single" w:sz="8" w:space="0" w:color="000000"/>
               <w:left w:val="single" w:sz="8" w:space="0" w:color="000000"/>
@@ -7025,7 +7184,7 @@
         </w:tc>
         <w:tc>
           <w:tcPr>
-            <w:tcW w:w="2248" w:type="dxa"/>
+            <w:tcW w:w="1927" w:type="dxa"/>
             <w:tcBorders>
               <w:top w:val="single" w:sz="8" w:space="0" w:color="000000"/>
               <w:left w:val="single" w:sz="8" w:space="0" w:color="000000"/>
@@ -7053,18 +7212,18 @@
         </w:tc>
         <w:tc>
           <w:tcPr>
-            <w:tcW w:w="3913" w:type="dxa"/>
-            <w:tcBorders>
-              <w:top w:val="single" w:sz="8" w:space="0" w:color="000000"/>
-              <w:left w:val="single" w:sz="8" w:space="0" w:color="000000"/>
-              <w:bottom w:val="single" w:sz="8" w:space="0" w:color="000000"/>
-              <w:right w:val="single" w:sz="8" w:space="0" w:color="000000"/>
-            </w:tcBorders>
-            <w:vAlign w:val="center"/>
-          </w:tcPr>
-          <w:p>
-            <w:pPr>
-              <w:jc w:val="both"/>
+            <w:tcW w:w="2835" w:type="dxa"/>
+            <w:tcBorders>
+              <w:top w:val="single" w:sz="8" w:space="0" w:color="000000"/>
+              <w:left w:val="single" w:sz="8" w:space="0" w:color="000000"/>
+              <w:bottom w:val="single" w:sz="8" w:space="0" w:color="000000"/>
+              <w:right w:val="single" w:sz="8" w:space="0" w:color="000000"/>
+            </w:tcBorders>
+            <w:vAlign w:val="center"/>
+          </w:tcPr>
+          <w:p>
+            <w:pPr>
+              <w:jc w:val="left"/>
               <w:rPr>
                 <w:sz w:val="24"/>
                 <w:szCs w:val="24"/>
@@ -7109,6 +7268,7 @@
     <w:p>
       <w:pPr>
         <w:pStyle w:val="Heading2"/>
+        <w:keepNext/>
         <w:numPr>
           <w:ilvl w:val="1"/>
           <w:numId w:val="7"/>
@@ -7129,27 +7289,30 @@
         <w:tblLook w:val="0400" w:firstRow="0" w:lastRow="0" w:firstColumn="0" w:lastColumn="0" w:noHBand="0" w:noVBand="1"/>
       </w:tblPr>
       <w:tblGrid>
-        <w:gridCol w:w="3367"/>
-        <w:gridCol w:w="2248"/>
-        <w:gridCol w:w="3913"/>
+        <w:gridCol w:w="4309"/>
+        <w:gridCol w:w="1927"/>
+        <w:gridCol w:w="2835"/>
       </w:tblGrid>
       <w:tr>
         <w:trPr>
+          <w:cantSplit/>
+          <w:tblHeader/>
           <w:jc w:val="center"/>
         </w:trPr>
         <w:tc>
           <w:tcPr>
-            <w:tcW w:w="3367" w:type="dxa"/>
-            <w:tcBorders>
-              <w:top w:val="single" w:sz="8" w:space="0" w:color="000000"/>
-              <w:left w:val="single" w:sz="8" w:space="0" w:color="000000"/>
-              <w:bottom w:val="single" w:sz="8" w:space="0" w:color="000000"/>
-              <w:right w:val="single" w:sz="8" w:space="0" w:color="000000"/>
-            </w:tcBorders>
-            <w:vAlign w:val="center"/>
-          </w:tcPr>
-          <w:p>
-            <w:pPr>
+            <w:tcW w:w="4309" w:type="dxa"/>
+            <w:tcBorders>
+              <w:top w:val="single" w:sz="8" w:space="0" w:color="000000"/>
+              <w:left w:val="single" w:sz="8" w:space="0" w:color="000000"/>
+              <w:bottom w:val="single" w:sz="8" w:space="0" w:color="000000"/>
+              <w:right w:val="single" w:sz="8" w:space="0" w:color="000000"/>
+            </w:tcBorders>
+            <w:vAlign w:val="center"/>
+          </w:tcPr>
+          <w:p>
+            <w:pPr>
+              <w:keepNext/>
               <w:jc w:val="center"/>
               <w:rPr>
                 <w:sz w:val="24"/>
@@ -7169,17 +7332,18 @@
         </w:tc>
         <w:tc>
           <w:tcPr>
-            <w:tcW w:w="2248" w:type="dxa"/>
-            <w:tcBorders>
-              <w:top w:val="single" w:sz="8" w:space="0" w:color="000000"/>
-              <w:left w:val="single" w:sz="8" w:space="0" w:color="000000"/>
-              <w:bottom w:val="single" w:sz="8" w:space="0" w:color="000000"/>
-              <w:right w:val="single" w:sz="8" w:space="0" w:color="000000"/>
-            </w:tcBorders>
-            <w:vAlign w:val="center"/>
-          </w:tcPr>
-          <w:p>
-            <w:pPr>
+            <w:tcW w:w="1927" w:type="dxa"/>
+            <w:tcBorders>
+              <w:top w:val="single" w:sz="8" w:space="0" w:color="000000"/>
+              <w:left w:val="single" w:sz="8" w:space="0" w:color="000000"/>
+              <w:bottom w:val="single" w:sz="8" w:space="0" w:color="000000"/>
+              <w:right w:val="single" w:sz="8" w:space="0" w:color="000000"/>
+            </w:tcBorders>
+            <w:vAlign w:val="center"/>
+          </w:tcPr>
+          <w:p>
+            <w:pPr>
+              <w:keepNext/>
               <w:jc w:val="center"/>
               <w:rPr>
                 <w:sz w:val="24"/>
@@ -7199,17 +7363,18 @@
         </w:tc>
         <w:tc>
           <w:tcPr>
-            <w:tcW w:w="3913" w:type="dxa"/>
-            <w:tcBorders>
-              <w:top w:val="single" w:sz="8" w:space="0" w:color="000000"/>
-              <w:left w:val="single" w:sz="8" w:space="0" w:color="000000"/>
-              <w:bottom w:val="single" w:sz="8" w:space="0" w:color="000000"/>
-              <w:right w:val="single" w:sz="8" w:space="0" w:color="000000"/>
-            </w:tcBorders>
-            <w:vAlign w:val="center"/>
-          </w:tcPr>
-          <w:p>
-            <w:pPr>
+            <w:tcW w:w="2835" w:type="dxa"/>
+            <w:tcBorders>
+              <w:top w:val="single" w:sz="8" w:space="0" w:color="000000"/>
+              <w:left w:val="single" w:sz="8" w:space="0" w:color="000000"/>
+              <w:bottom w:val="single" w:sz="8" w:space="0" w:color="000000"/>
+              <w:right w:val="single" w:sz="8" w:space="0" w:color="000000"/>
+            </w:tcBorders>
+            <w:vAlign w:val="center"/>
+          </w:tcPr>
+          <w:p>
+            <w:pPr>
+              <w:keepNext/>
               <w:jc w:val="center"/>
               <w:rPr>
                 <w:sz w:val="24"/>
@@ -7230,11 +7395,12 @@
       </w:tr>
       <w:tr>
         <w:trPr>
+          <w:cantSplit/>
           <w:jc w:val="center"/>
         </w:trPr>
         <w:tc>
           <w:tcPr>
-            <w:tcW w:w="3367" w:type="dxa"/>
+            <w:tcW w:w="4309" w:type="dxa"/>
             <w:tcBorders>
               <w:top w:val="single" w:sz="8" w:space="0" w:color="000000"/>
               <w:left w:val="single" w:sz="8" w:space="0" w:color="000000"/>
@@ -7262,7 +7428,7 @@
         </w:tc>
         <w:tc>
           <w:tcPr>
-            <w:tcW w:w="2248" w:type="dxa"/>
+            <w:tcW w:w="1927" w:type="dxa"/>
             <w:tcBorders>
               <w:top w:val="single" w:sz="8" w:space="0" w:color="000000"/>
               <w:left w:val="single" w:sz="8" w:space="0" w:color="000000"/>
@@ -7290,18 +7456,18 @@
         </w:tc>
         <w:tc>
           <w:tcPr>
-            <w:tcW w:w="3913" w:type="dxa"/>
-            <w:tcBorders>
-              <w:top w:val="single" w:sz="8" w:space="0" w:color="000000"/>
-              <w:left w:val="single" w:sz="8" w:space="0" w:color="000000"/>
-              <w:bottom w:val="single" w:sz="8" w:space="0" w:color="000000"/>
-              <w:right w:val="single" w:sz="8" w:space="0" w:color="000000"/>
-            </w:tcBorders>
-            <w:vAlign w:val="center"/>
-          </w:tcPr>
-          <w:p>
-            <w:pPr>
-              <w:jc w:val="both"/>
+            <w:tcW w:w="2835" w:type="dxa"/>
+            <w:tcBorders>
+              <w:top w:val="single" w:sz="8" w:space="0" w:color="000000"/>
+              <w:left w:val="single" w:sz="8" w:space="0" w:color="000000"/>
+              <w:bottom w:val="single" w:sz="8" w:space="0" w:color="000000"/>
+              <w:right w:val="single" w:sz="8" w:space="0" w:color="000000"/>
+            </w:tcBorders>
+            <w:vAlign w:val="center"/>
+          </w:tcPr>
+          <w:p>
+            <w:pPr>
+              <w:jc w:val="left"/>
               <w:rPr>
                 <w:sz w:val="24"/>
                 <w:szCs w:val="24"/>
@@ -7320,11 +7486,12 @@
       </w:tr>
       <w:tr>
         <w:trPr>
+          <w:cantSplit/>
           <w:jc w:val="center"/>
         </w:trPr>
         <w:tc>
           <w:tcPr>
-            <w:tcW w:w="3367" w:type="dxa"/>
+            <w:tcW w:w="4309" w:type="dxa"/>
             <w:tcBorders>
               <w:top w:val="single" w:sz="8" w:space="0" w:color="000000"/>
               <w:left w:val="single" w:sz="8" w:space="0" w:color="000000"/>
@@ -7352,7 +7519,7 @@
         </w:tc>
         <w:tc>
           <w:tcPr>
-            <w:tcW w:w="2248" w:type="dxa"/>
+            <w:tcW w:w="1927" w:type="dxa"/>
             <w:tcBorders>
               <w:top w:val="single" w:sz="8" w:space="0" w:color="000000"/>
               <w:left w:val="single" w:sz="8" w:space="0" w:color="000000"/>
@@ -7380,18 +7547,18 @@
         </w:tc>
         <w:tc>
           <w:tcPr>
-            <w:tcW w:w="3913" w:type="dxa"/>
-            <w:tcBorders>
-              <w:top w:val="single" w:sz="8" w:space="0" w:color="000000"/>
-              <w:left w:val="single" w:sz="8" w:space="0" w:color="000000"/>
-              <w:bottom w:val="single" w:sz="8" w:space="0" w:color="000000"/>
-              <w:right w:val="single" w:sz="8" w:space="0" w:color="000000"/>
-            </w:tcBorders>
-            <w:vAlign w:val="center"/>
-          </w:tcPr>
-          <w:p>
-            <w:pPr>
-              <w:jc w:val="both"/>
+            <w:tcW w:w="2835" w:type="dxa"/>
+            <w:tcBorders>
+              <w:top w:val="single" w:sz="8" w:space="0" w:color="000000"/>
+              <w:left w:val="single" w:sz="8" w:space="0" w:color="000000"/>
+              <w:bottom w:val="single" w:sz="8" w:space="0" w:color="000000"/>
+              <w:right w:val="single" w:sz="8" w:space="0" w:color="000000"/>
+            </w:tcBorders>
+            <w:vAlign w:val="center"/>
+          </w:tcPr>
+          <w:p>
+            <w:pPr>
+              <w:jc w:val="left"/>
               <w:rPr>
                 <w:sz w:val="24"/>
                 <w:szCs w:val="24"/>
@@ -7410,11 +7577,12 @@
       </w:tr>
       <w:tr>
         <w:trPr>
+          <w:cantSplit/>
           <w:jc w:val="center"/>
         </w:trPr>
         <w:tc>
           <w:tcPr>
-            <w:tcW w:w="3367" w:type="dxa"/>
+            <w:tcW w:w="4309" w:type="dxa"/>
             <w:tcBorders>
               <w:top w:val="single" w:sz="8" w:space="0" w:color="000000"/>
               <w:left w:val="single" w:sz="8" w:space="0" w:color="000000"/>
@@ -7442,7 +7610,7 @@
         </w:tc>
         <w:tc>
           <w:tcPr>
-            <w:tcW w:w="2248" w:type="dxa"/>
+            <w:tcW w:w="1927" w:type="dxa"/>
             <w:tcBorders>
               <w:top w:val="single" w:sz="8" w:space="0" w:color="000000"/>
               <w:left w:val="single" w:sz="8" w:space="0" w:color="000000"/>
@@ -7470,18 +7638,18 @@
         </w:tc>
         <w:tc>
           <w:tcPr>
-            <w:tcW w:w="3913" w:type="dxa"/>
-            <w:tcBorders>
-              <w:top w:val="single" w:sz="8" w:space="0" w:color="000000"/>
-              <w:left w:val="single" w:sz="8" w:space="0" w:color="000000"/>
-              <w:bottom w:val="single" w:sz="8" w:space="0" w:color="000000"/>
-              <w:right w:val="single" w:sz="8" w:space="0" w:color="000000"/>
-            </w:tcBorders>
-            <w:vAlign w:val="center"/>
-          </w:tcPr>
-          <w:p>
-            <w:pPr>
-              <w:jc w:val="both"/>
+            <w:tcW w:w="2835" w:type="dxa"/>
+            <w:tcBorders>
+              <w:top w:val="single" w:sz="8" w:space="0" w:color="000000"/>
+              <w:left w:val="single" w:sz="8" w:space="0" w:color="000000"/>
+              <w:bottom w:val="single" w:sz="8" w:space="0" w:color="000000"/>
+              <w:right w:val="single" w:sz="8" w:space="0" w:color="000000"/>
+            </w:tcBorders>
+            <w:vAlign w:val="center"/>
+          </w:tcPr>
+          <w:p>
+            <w:pPr>
+              <w:jc w:val="left"/>
               <w:rPr>
                 <w:sz w:val="24"/>
                 <w:szCs w:val="24"/>
@@ -7526,6 +7694,7 @@
     <w:p>
       <w:pPr>
         <w:pStyle w:val="Heading2"/>
+        <w:keepNext/>
         <w:numPr>
           <w:ilvl w:val="1"/>
           <w:numId w:val="7"/>
@@ -7546,27 +7715,30 @@
         <w:tblLook w:val="0400" w:firstRow="0" w:lastRow="0" w:firstColumn="0" w:lastColumn="0" w:noHBand="0" w:noVBand="1"/>
       </w:tblPr>
       <w:tblGrid>
-        <w:gridCol w:w="3367"/>
-        <w:gridCol w:w="2248"/>
-        <w:gridCol w:w="3913"/>
+        <w:gridCol w:w="4309"/>
+        <w:gridCol w:w="1927"/>
+        <w:gridCol w:w="2835"/>
       </w:tblGrid>
       <w:tr>
         <w:trPr>
+          <w:cantSplit/>
+          <w:tblHeader/>
           <w:jc w:val="center"/>
         </w:trPr>
         <w:tc>
           <w:tcPr>
-            <w:tcW w:w="3367" w:type="dxa"/>
-            <w:tcBorders>
-              <w:top w:val="single" w:sz="8" w:space="0" w:color="000000"/>
-              <w:left w:val="single" w:sz="8" w:space="0" w:color="000000"/>
-              <w:bottom w:val="single" w:sz="8" w:space="0" w:color="000000"/>
-              <w:right w:val="single" w:sz="8" w:space="0" w:color="000000"/>
-            </w:tcBorders>
-            <w:vAlign w:val="center"/>
-          </w:tcPr>
-          <w:p>
-            <w:pPr>
+            <w:tcW w:w="4309" w:type="dxa"/>
+            <w:tcBorders>
+              <w:top w:val="single" w:sz="8" w:space="0" w:color="000000"/>
+              <w:left w:val="single" w:sz="8" w:space="0" w:color="000000"/>
+              <w:bottom w:val="single" w:sz="8" w:space="0" w:color="000000"/>
+              <w:right w:val="single" w:sz="8" w:space="0" w:color="000000"/>
+            </w:tcBorders>
+            <w:vAlign w:val="center"/>
+          </w:tcPr>
+          <w:p>
+            <w:pPr>
+              <w:keepNext/>
               <w:jc w:val="center"/>
               <w:rPr>
                 <w:sz w:val="24"/>
@@ -7586,17 +7758,18 @@
         </w:tc>
         <w:tc>
           <w:tcPr>
-            <w:tcW w:w="2248" w:type="dxa"/>
-            <w:tcBorders>
-              <w:top w:val="single" w:sz="8" w:space="0" w:color="000000"/>
-              <w:left w:val="single" w:sz="8" w:space="0" w:color="000000"/>
-              <w:bottom w:val="single" w:sz="8" w:space="0" w:color="000000"/>
-              <w:right w:val="single" w:sz="8" w:space="0" w:color="000000"/>
-            </w:tcBorders>
-            <w:vAlign w:val="center"/>
-          </w:tcPr>
-          <w:p>
-            <w:pPr>
+            <w:tcW w:w="1927" w:type="dxa"/>
+            <w:tcBorders>
+              <w:top w:val="single" w:sz="8" w:space="0" w:color="000000"/>
+              <w:left w:val="single" w:sz="8" w:space="0" w:color="000000"/>
+              <w:bottom w:val="single" w:sz="8" w:space="0" w:color="000000"/>
+              <w:right w:val="single" w:sz="8" w:space="0" w:color="000000"/>
+            </w:tcBorders>
+            <w:vAlign w:val="center"/>
+          </w:tcPr>
+          <w:p>
+            <w:pPr>
+              <w:keepNext/>
               <w:jc w:val="center"/>
               <w:rPr>
                 <w:sz w:val="24"/>
@@ -7616,17 +7789,18 @@
         </w:tc>
         <w:tc>
           <w:tcPr>
-            <w:tcW w:w="3913" w:type="dxa"/>
-            <w:tcBorders>
-              <w:top w:val="single" w:sz="8" w:space="0" w:color="000000"/>
-              <w:left w:val="single" w:sz="8" w:space="0" w:color="000000"/>
-              <w:bottom w:val="single" w:sz="8" w:space="0" w:color="000000"/>
-              <w:right w:val="single" w:sz="8" w:space="0" w:color="000000"/>
-            </w:tcBorders>
-            <w:vAlign w:val="center"/>
-          </w:tcPr>
-          <w:p>
-            <w:pPr>
+            <w:tcW w:w="2835" w:type="dxa"/>
+            <w:tcBorders>
+              <w:top w:val="single" w:sz="8" w:space="0" w:color="000000"/>
+              <w:left w:val="single" w:sz="8" w:space="0" w:color="000000"/>
+              <w:bottom w:val="single" w:sz="8" w:space="0" w:color="000000"/>
+              <w:right w:val="single" w:sz="8" w:space="0" w:color="000000"/>
+            </w:tcBorders>
+            <w:vAlign w:val="center"/>
+          </w:tcPr>
+          <w:p>
+            <w:pPr>
+              <w:keepNext/>
               <w:jc w:val="center"/>
               <w:rPr>
                 <w:sz w:val="24"/>
@@ -7647,39 +7821,40 @@
       </w:tr>
       <w:tr>
         <w:trPr>
+          <w:cantSplit/>
           <w:jc w:val="center"/>
         </w:trPr>
         <w:tc>
           <w:tcPr>
-            <w:tcW w:w="3367" w:type="dxa"/>
-            <w:tcBorders>
-              <w:top w:val="single" w:sz="8" w:space="0" w:color="000000"/>
-              <w:left w:val="single" w:sz="8" w:space="0" w:color="000000"/>
-              <w:bottom w:val="single" w:sz="8" w:space="0" w:color="000000"/>
-              <w:right w:val="single" w:sz="8" w:space="0" w:color="000000"/>
-            </w:tcBorders>
-            <w:vAlign w:val="center"/>
-          </w:tcPr>
-          <w:p>
-            <w:pPr>
-              <w:rPr>
-                <w:sz w:val="24"/>
-                <w:szCs w:val="24"/>
-              </w:rPr>
-            </w:pPr>
-            <w:r>
-              <w:rPr>
-                <w:b w:val="0"/>
-                <w:sz w:val="24"/>
-                <w:szCs w:val="24"/>
-              </w:rPr>
-              <w:t>1. Ajukan change request menurut SNX-OPS-SOP-02 untuk setiap perubahan konfigurasi CI, termasuk instalasi software di sistem operasional.</w:t>
-            </w:r>
-          </w:p>
-        </w:tc>
-        <w:tc>
-          <w:tcPr>
-            <w:tcW w:w="2248" w:type="dxa"/>
+            <w:tcW w:w="4309" w:type="dxa"/>
+            <w:tcBorders>
+              <w:top w:val="single" w:sz="8" w:space="0" w:color="000000"/>
+              <w:left w:val="single" w:sz="8" w:space="0" w:color="000000"/>
+              <w:bottom w:val="single" w:sz="8" w:space="0" w:color="000000"/>
+              <w:right w:val="single" w:sz="8" w:space="0" w:color="000000"/>
+            </w:tcBorders>
+            <w:vAlign w:val="center"/>
+          </w:tcPr>
+          <w:p>
+            <w:pPr>
+              <w:rPr>
+                <w:sz w:val="24"/>
+                <w:szCs w:val="24"/>
+              </w:rPr>
+            </w:pPr>
+            <w:r>
+              <w:rPr>
+                <w:b w:val="0"/>
+                <w:sz w:val="24"/>
+                <w:szCs w:val="24"/>
+              </w:rPr>
+              <w:t>1. Ajukan change request sesuai SNX-OPS-SOP-02 untuk setiap perubahan konfigurasi CI, termasuk instalasi software di sistem operasional.</w:t>
+            </w:r>
+          </w:p>
+        </w:tc>
+        <w:tc>
+          <w:tcPr>
+            <w:tcW w:w="1927" w:type="dxa"/>
             <w:tcBorders>
               <w:top w:val="single" w:sz="8" w:space="0" w:color="000000"/>
               <w:left w:val="single" w:sz="8" w:space="0" w:color="000000"/>
@@ -7707,18 +7882,18 @@
         </w:tc>
         <w:tc>
           <w:tcPr>
-            <w:tcW w:w="3913" w:type="dxa"/>
-            <w:tcBorders>
-              <w:top w:val="single" w:sz="8" w:space="0" w:color="000000"/>
-              <w:left w:val="single" w:sz="8" w:space="0" w:color="000000"/>
-              <w:bottom w:val="single" w:sz="8" w:space="0" w:color="000000"/>
-              <w:right w:val="single" w:sz="8" w:space="0" w:color="000000"/>
-            </w:tcBorders>
-            <w:vAlign w:val="center"/>
-          </w:tcPr>
-          <w:p>
-            <w:pPr>
-              <w:jc w:val="both"/>
+            <w:tcW w:w="2835" w:type="dxa"/>
+            <w:tcBorders>
+              <w:top w:val="single" w:sz="8" w:space="0" w:color="000000"/>
+              <w:left w:val="single" w:sz="8" w:space="0" w:color="000000"/>
+              <w:bottom w:val="single" w:sz="8" w:space="0" w:color="000000"/>
+              <w:right w:val="single" w:sz="8" w:space="0" w:color="000000"/>
+            </w:tcBorders>
+            <w:vAlign w:val="center"/>
+          </w:tcPr>
+          <w:p>
+            <w:pPr>
+              <w:jc w:val="left"/>
               <w:rPr>
                 <w:sz w:val="24"/>
                 <w:szCs w:val="24"/>
@@ -7737,39 +7912,40 @@
       </w:tr>
       <w:tr>
         <w:trPr>
+          <w:cantSplit/>
           <w:jc w:val="center"/>
         </w:trPr>
         <w:tc>
           <w:tcPr>
-            <w:tcW w:w="3367" w:type="dxa"/>
-            <w:tcBorders>
-              <w:top w:val="single" w:sz="8" w:space="0" w:color="000000"/>
-              <w:left w:val="single" w:sz="8" w:space="0" w:color="000000"/>
-              <w:bottom w:val="single" w:sz="8" w:space="0" w:color="000000"/>
-              <w:right w:val="single" w:sz="8" w:space="0" w:color="000000"/>
-            </w:tcBorders>
-            <w:vAlign w:val="center"/>
-          </w:tcPr>
-          <w:p>
-            <w:pPr>
-              <w:rPr>
-                <w:sz w:val="24"/>
-                <w:szCs w:val="24"/>
-              </w:rPr>
-            </w:pPr>
-            <w:r>
-              <w:rPr>
-                <w:b w:val="0"/>
-                <w:sz w:val="24"/>
-                <w:szCs w:val="24"/>
-              </w:rPr>
-              <w:t>2. Catat konfigurasi sebelum dan sesudah perubahan di change request.</w:t>
-            </w:r>
-          </w:p>
-        </w:tc>
-        <w:tc>
-          <w:tcPr>
-            <w:tcW w:w="2248" w:type="dxa"/>
+            <w:tcW w:w="4309" w:type="dxa"/>
+            <w:tcBorders>
+              <w:top w:val="single" w:sz="8" w:space="0" w:color="000000"/>
+              <w:left w:val="single" w:sz="8" w:space="0" w:color="000000"/>
+              <w:bottom w:val="single" w:sz="8" w:space="0" w:color="000000"/>
+              <w:right w:val="single" w:sz="8" w:space="0" w:color="000000"/>
+            </w:tcBorders>
+            <w:vAlign w:val="center"/>
+          </w:tcPr>
+          <w:p>
+            <w:pPr>
+              <w:rPr>
+                <w:sz w:val="24"/>
+                <w:szCs w:val="24"/>
+              </w:rPr>
+            </w:pPr>
+            <w:r>
+              <w:rPr>
+                <w:b w:val="0"/>
+                <w:sz w:val="24"/>
+                <w:szCs w:val="24"/>
+              </w:rPr>
+              <w:t>2. Catat konfigurasi sebelum dan setelah perubahan di change request.</w:t>
+            </w:r>
+          </w:p>
+        </w:tc>
+        <w:tc>
+          <w:tcPr>
+            <w:tcW w:w="1927" w:type="dxa"/>
             <w:tcBorders>
               <w:top w:val="single" w:sz="8" w:space="0" w:color="000000"/>
               <w:left w:val="single" w:sz="8" w:space="0" w:color="000000"/>
@@ -7797,41 +7973,42 @@
         </w:tc>
         <w:tc>
           <w:tcPr>
-            <w:tcW w:w="3913" w:type="dxa"/>
-            <w:tcBorders>
-              <w:top w:val="single" w:sz="8" w:space="0" w:color="000000"/>
-              <w:left w:val="single" w:sz="8" w:space="0" w:color="000000"/>
-              <w:bottom w:val="single" w:sz="8" w:space="0" w:color="000000"/>
-              <w:right w:val="single" w:sz="8" w:space="0" w:color="000000"/>
-            </w:tcBorders>
-            <w:vAlign w:val="center"/>
-          </w:tcPr>
-          <w:p>
-            <w:pPr>
-              <w:jc w:val="both"/>
-              <w:rPr>
-                <w:sz w:val="24"/>
-                <w:szCs w:val="24"/>
-              </w:rPr>
-            </w:pPr>
-            <w:r>
-              <w:rPr>
-                <w:b w:val="0"/>
-                <w:sz w:val="24"/>
-                <w:szCs w:val="24"/>
-              </w:rPr>
-              <w:t>Konfigurasi sebelum dan sesudah di change request</w:t>
+            <w:tcW w:w="2835" w:type="dxa"/>
+            <w:tcBorders>
+              <w:top w:val="single" w:sz="8" w:space="0" w:color="000000"/>
+              <w:left w:val="single" w:sz="8" w:space="0" w:color="000000"/>
+              <w:bottom w:val="single" w:sz="8" w:space="0" w:color="000000"/>
+              <w:right w:val="single" w:sz="8" w:space="0" w:color="000000"/>
+            </w:tcBorders>
+            <w:vAlign w:val="center"/>
+          </w:tcPr>
+          <w:p>
+            <w:pPr>
+              <w:jc w:val="left"/>
+              <w:rPr>
+                <w:sz w:val="24"/>
+                <w:szCs w:val="24"/>
+              </w:rPr>
+            </w:pPr>
+            <w:r>
+              <w:rPr>
+                <w:b w:val="0"/>
+                <w:sz w:val="24"/>
+                <w:szCs w:val="24"/>
+              </w:rPr>
+              <w:t>Konfigurasi sebelum dan setelah di change request</w:t>
             </w:r>
           </w:p>
         </w:tc>
       </w:tr>
       <w:tr>
         <w:trPr>
+          <w:cantSplit/>
           <w:jc w:val="center"/>
         </w:trPr>
         <w:tc>
           <w:tcPr>
-            <w:tcW w:w="3367" w:type="dxa"/>
+            <w:tcW w:w="4309" w:type="dxa"/>
             <w:tcBorders>
               <w:top w:val="single" w:sz="8" w:space="0" w:color="000000"/>
               <w:left w:val="single" w:sz="8" w:space="0" w:color="000000"/>
@@ -7859,7 +8036,7 @@
         </w:tc>
         <w:tc>
           <w:tcPr>
-            <w:tcW w:w="2248" w:type="dxa"/>
+            <w:tcW w:w="1927" w:type="dxa"/>
             <w:tcBorders>
               <w:top w:val="single" w:sz="8" w:space="0" w:color="000000"/>
               <w:left w:val="single" w:sz="8" w:space="0" w:color="000000"/>
@@ -7887,18 +8064,18 @@
         </w:tc>
         <w:tc>
           <w:tcPr>
-            <w:tcW w:w="3913" w:type="dxa"/>
-            <w:tcBorders>
-              <w:top w:val="single" w:sz="8" w:space="0" w:color="000000"/>
-              <w:left w:val="single" w:sz="8" w:space="0" w:color="000000"/>
-              <w:bottom w:val="single" w:sz="8" w:space="0" w:color="000000"/>
-              <w:right w:val="single" w:sz="8" w:space="0" w:color="000000"/>
-            </w:tcBorders>
-            <w:vAlign w:val="center"/>
-          </w:tcPr>
-          <w:p>
-            <w:pPr>
-              <w:jc w:val="both"/>
+            <w:tcW w:w="2835" w:type="dxa"/>
+            <w:tcBorders>
+              <w:top w:val="single" w:sz="8" w:space="0" w:color="000000"/>
+              <w:left w:val="single" w:sz="8" w:space="0" w:color="000000"/>
+              <w:bottom w:val="single" w:sz="8" w:space="0" w:color="000000"/>
+              <w:right w:val="single" w:sz="8" w:space="0" w:color="000000"/>
+            </w:tcBorders>
+            <w:vAlign w:val="center"/>
+          </w:tcPr>
+          <w:p>
+            <w:pPr>
+              <w:jc w:val="left"/>
               <w:rPr>
                 <w:sz w:val="24"/>
                 <w:szCs w:val="24"/>
@@ -7917,11 +8094,12 @@
       </w:tr>
       <w:tr>
         <w:trPr>
+          <w:cantSplit/>
           <w:jc w:val="center"/>
         </w:trPr>
         <w:tc>
           <w:tcPr>
-            <w:tcW w:w="3367" w:type="dxa"/>
+            <w:tcW w:w="4309" w:type="dxa"/>
             <w:tcBorders>
               <w:top w:val="single" w:sz="8" w:space="0" w:color="000000"/>
               <w:left w:val="single" w:sz="8" w:space="0" w:color="000000"/>
@@ -7949,7 +8127,7 @@
         </w:tc>
         <w:tc>
           <w:tcPr>
-            <w:tcW w:w="2248" w:type="dxa"/>
+            <w:tcW w:w="1927" w:type="dxa"/>
             <w:tcBorders>
               <w:top w:val="single" w:sz="8" w:space="0" w:color="000000"/>
               <w:left w:val="single" w:sz="8" w:space="0" w:color="000000"/>
@@ -7977,41 +8155,42 @@
         </w:tc>
         <w:tc>
           <w:tcPr>
-            <w:tcW w:w="3913" w:type="dxa"/>
-            <w:tcBorders>
-              <w:top w:val="single" w:sz="8" w:space="0" w:color="000000"/>
-              <w:left w:val="single" w:sz="8" w:space="0" w:color="000000"/>
-              <w:bottom w:val="single" w:sz="8" w:space="0" w:color="000000"/>
-              <w:right w:val="single" w:sz="8" w:space="0" w:color="000000"/>
-            </w:tcBorders>
-            <w:vAlign w:val="center"/>
-          </w:tcPr>
-          <w:p>
-            <w:pPr>
-              <w:jc w:val="both"/>
-              <w:rPr>
-                <w:sz w:val="24"/>
-                <w:szCs w:val="24"/>
-              </w:rPr>
-            </w:pPr>
-            <w:r>
-              <w:rPr>
-                <w:b w:val="0"/>
-                <w:sz w:val="24"/>
-                <w:szCs w:val="24"/>
-              </w:rPr>
-              <w:t>Hasil verifikasi konfigurasi sesudah Apply</w:t>
+            <w:tcW w:w="2835" w:type="dxa"/>
+            <w:tcBorders>
+              <w:top w:val="single" w:sz="8" w:space="0" w:color="000000"/>
+              <w:left w:val="single" w:sz="8" w:space="0" w:color="000000"/>
+              <w:bottom w:val="single" w:sz="8" w:space="0" w:color="000000"/>
+              <w:right w:val="single" w:sz="8" w:space="0" w:color="000000"/>
+            </w:tcBorders>
+            <w:vAlign w:val="center"/>
+          </w:tcPr>
+          <w:p>
+            <w:pPr>
+              <w:jc w:val="left"/>
+              <w:rPr>
+                <w:sz w:val="24"/>
+                <w:szCs w:val="24"/>
+              </w:rPr>
+            </w:pPr>
+            <w:r>
+              <w:rPr>
+                <w:b w:val="0"/>
+                <w:sz w:val="24"/>
+                <w:szCs w:val="24"/>
+              </w:rPr>
+              <w:t>Hasil verifikasi konfigurasi setelah Apply</w:t>
             </w:r>
           </w:p>
         </w:tc>
       </w:tr>
       <w:tr>
         <w:trPr>
+          <w:cantSplit/>
           <w:jc w:val="center"/>
         </w:trPr>
         <w:tc>
           <w:tcPr>
-            <w:tcW w:w="3367" w:type="dxa"/>
+            <w:tcW w:w="4309" w:type="dxa"/>
             <w:tcBorders>
               <w:top w:val="single" w:sz="8" w:space="0" w:color="000000"/>
               <w:left w:val="single" w:sz="8" w:space="0" w:color="000000"/>
@@ -8039,7 +8218,7 @@
         </w:tc>
         <w:tc>
           <w:tcPr>
-            <w:tcW w:w="2248" w:type="dxa"/>
+            <w:tcW w:w="1927" w:type="dxa"/>
             <w:tcBorders>
               <w:top w:val="single" w:sz="8" w:space="0" w:color="000000"/>
               <w:left w:val="single" w:sz="8" w:space="0" w:color="000000"/>
@@ -8067,18 +8246,18 @@
         </w:tc>
         <w:tc>
           <w:tcPr>
-            <w:tcW w:w="3913" w:type="dxa"/>
-            <w:tcBorders>
-              <w:top w:val="single" w:sz="8" w:space="0" w:color="000000"/>
-              <w:left w:val="single" w:sz="8" w:space="0" w:color="000000"/>
-              <w:bottom w:val="single" w:sz="8" w:space="0" w:color="000000"/>
-              <w:right w:val="single" w:sz="8" w:space="0" w:color="000000"/>
-            </w:tcBorders>
-            <w:vAlign w:val="center"/>
-          </w:tcPr>
-          <w:p>
-            <w:pPr>
-              <w:jc w:val="both"/>
+            <w:tcW w:w="2835" w:type="dxa"/>
+            <w:tcBorders>
+              <w:top w:val="single" w:sz="8" w:space="0" w:color="000000"/>
+              <w:left w:val="single" w:sz="8" w:space="0" w:color="000000"/>
+              <w:bottom w:val="single" w:sz="8" w:space="0" w:color="000000"/>
+              <w:right w:val="single" w:sz="8" w:space="0" w:color="000000"/>
+            </w:tcBorders>
+            <w:vAlign w:val="center"/>
+          </w:tcPr>
+          <w:p>
+            <w:pPr>
+              <w:jc w:val="left"/>
               <w:rPr>
                 <w:sz w:val="24"/>
                 <w:szCs w:val="24"/>
@@ -8097,11 +8276,12 @@
       </w:tr>
       <w:tr>
         <w:trPr>
+          <w:cantSplit/>
           <w:jc w:val="center"/>
         </w:trPr>
         <w:tc>
           <w:tcPr>
-            <w:tcW w:w="3367" w:type="dxa"/>
+            <w:tcW w:w="4309" w:type="dxa"/>
             <w:tcBorders>
               <w:top w:val="single" w:sz="8" w:space="0" w:color="000000"/>
               <w:left w:val="single" w:sz="8" w:space="0" w:color="000000"/>
@@ -8129,7 +8309,7 @@
         </w:tc>
         <w:tc>
           <w:tcPr>
-            <w:tcW w:w="2248" w:type="dxa"/>
+            <w:tcW w:w="1927" w:type="dxa"/>
             <w:tcBorders>
               <w:top w:val="single" w:sz="8" w:space="0" w:color="000000"/>
               <w:left w:val="single" w:sz="8" w:space="0" w:color="000000"/>
@@ -8157,30 +8337,30 @@
         </w:tc>
         <w:tc>
           <w:tcPr>
-            <w:tcW w:w="3913" w:type="dxa"/>
-            <w:tcBorders>
-              <w:top w:val="single" w:sz="8" w:space="0" w:color="000000"/>
-              <w:left w:val="single" w:sz="8" w:space="0" w:color="000000"/>
-              <w:bottom w:val="single" w:sz="8" w:space="0" w:color="000000"/>
-              <w:right w:val="single" w:sz="8" w:space="0" w:color="000000"/>
-            </w:tcBorders>
-            <w:vAlign w:val="center"/>
-          </w:tcPr>
-          <w:p>
-            <w:pPr>
-              <w:jc w:val="both"/>
-              <w:rPr>
-                <w:sz w:val="24"/>
-                <w:szCs w:val="24"/>
-              </w:rPr>
-            </w:pPr>
-            <w:r>
-              <w:rPr>
-                <w:b w:val="0"/>
-                <w:sz w:val="24"/>
-                <w:szCs w:val="24"/>
-              </w:rPr>
-              <w:t>Hasil analisis drift; event keamanan diproses menurut SNX-ISMS-SOP-01</w:t>
+            <w:tcW w:w="2835" w:type="dxa"/>
+            <w:tcBorders>
+              <w:top w:val="single" w:sz="8" w:space="0" w:color="000000"/>
+              <w:left w:val="single" w:sz="8" w:space="0" w:color="000000"/>
+              <w:bottom w:val="single" w:sz="8" w:space="0" w:color="000000"/>
+              <w:right w:val="single" w:sz="8" w:space="0" w:color="000000"/>
+            </w:tcBorders>
+            <w:vAlign w:val="center"/>
+          </w:tcPr>
+          <w:p>
+            <w:pPr>
+              <w:jc w:val="left"/>
+              <w:rPr>
+                <w:sz w:val="24"/>
+                <w:szCs w:val="24"/>
+              </w:rPr>
+            </w:pPr>
+            <w:r>
+              <w:rPr>
+                <w:b w:val="0"/>
+                <w:sz w:val="24"/>
+                <w:szCs w:val="24"/>
+              </w:rPr>
+              <w:t>Hasil analisis drift; event keamanan diproses sesuai SNX-ISMS-SOP-01</w:t>
             </w:r>
           </w:p>
         </w:tc>
@@ -8341,6 +8521,7 @@
     <w:p>
       <w:pPr>
         <w:pStyle w:val="Heading1"/>
+        <w:keepNext/>
         <w:numPr>
           <w:ilvl w:val="0"/>
           <w:numId w:val="7"/>
@@ -8369,6 +8550,8 @@
       </w:tblGrid>
       <w:tr>
         <w:trPr>
+          <w:cantSplit/>
+          <w:tblHeader/>
           <w:jc w:val="center"/>
         </w:trPr>
         <w:tc>
@@ -8384,6 +8567,7 @@
           </w:tcPr>
           <w:p>
             <w:pPr>
+              <w:keepNext/>
               <w:jc w:val="center"/>
               <w:rPr>
                 <w:sz w:val="24"/>
@@ -8414,6 +8598,7 @@
           </w:tcPr>
           <w:p>
             <w:pPr>
+              <w:keepNext/>
               <w:jc w:val="center"/>
               <w:rPr>
                 <w:sz w:val="24"/>
@@ -8444,6 +8629,7 @@
           </w:tcPr>
           <w:p>
             <w:pPr>
+              <w:keepNext/>
               <w:jc w:val="center"/>
               <w:rPr>
                 <w:sz w:val="24"/>
@@ -8464,6 +8650,7 @@
       </w:tr>
       <w:tr>
         <w:trPr>
+          <w:cantSplit/>
           <w:jc w:val="center"/>
         </w:trPr>
         <w:tc>
@@ -8535,7 +8722,7 @@
           </w:tcPr>
           <w:p>
             <w:pPr>
-              <w:jc w:val="both"/>
+              <w:jc w:val="left"/>
               <w:rPr>
                 <w:sz w:val="24"/>
                 <w:szCs w:val="24"/>
@@ -8554,6 +8741,7 @@
       </w:tr>
       <w:tr>
         <w:trPr>
+          <w:cantSplit/>
           <w:jc w:val="center"/>
         </w:trPr>
         <w:tc>
@@ -8625,7 +8813,7 @@
           </w:tcPr>
           <w:p>
             <w:pPr>
-              <w:jc w:val="both"/>
+              <w:jc w:val="left"/>
               <w:rPr>
                 <w:sz w:val="24"/>
                 <w:szCs w:val="24"/>
@@ -8644,6 +8832,7 @@
       </w:tr>
       <w:tr>
         <w:trPr>
+          <w:cantSplit/>
           <w:jc w:val="center"/>
         </w:trPr>
         <w:tc>
@@ -8715,7 +8904,7 @@
           </w:tcPr>
           <w:p>
             <w:pPr>
-              <w:jc w:val="both"/>
+              <w:jc w:val="left"/>
               <w:rPr>
                 <w:sz w:val="24"/>
                 <w:szCs w:val="24"/>
@@ -8734,6 +8923,7 @@
       </w:tr>
       <w:tr>
         <w:trPr>
+          <w:cantSplit/>
           <w:jc w:val="center"/>
         </w:trPr>
         <w:tc>
@@ -8805,7 +8995,7 @@
           </w:tcPr>
           <w:p>
             <w:pPr>
-              <w:jc w:val="both"/>
+              <w:jc w:val="left"/>
               <w:rPr>
                 <w:sz w:val="24"/>
                 <w:szCs w:val="24"/>
@@ -8824,6 +9014,7 @@
       </w:tr>
       <w:tr>
         <w:trPr>
+          <w:cantSplit/>
           <w:jc w:val="center"/>
         </w:trPr>
         <w:tc>
@@ -8895,7 +9086,7 @@
           </w:tcPr>
           <w:p>
             <w:pPr>
-              <w:jc w:val="both"/>
+              <w:jc w:val="left"/>
               <w:rPr>
                 <w:sz w:val="24"/>
                 <w:szCs w:val="24"/>
@@ -8914,6 +9105,7 @@
       </w:tr>
       <w:tr>
         <w:trPr>
+          <w:cantSplit/>
           <w:jc w:val="center"/>
         </w:trPr>
         <w:tc>
@@ -8985,7 +9177,7 @@
           </w:tcPr>
           <w:p>
             <w:pPr>
-              <w:jc w:val="both"/>
+              <w:jc w:val="left"/>
               <w:rPr>
                 <w:sz w:val="24"/>
                 <w:szCs w:val="24"/>
@@ -9004,6 +9196,7 @@
       </w:tr>
       <w:tr>
         <w:trPr>
+          <w:cantSplit/>
           <w:jc w:val="center"/>
         </w:trPr>
         <w:tc>
@@ -9075,7 +9268,7 @@
           </w:tcPr>
           <w:p>
             <w:pPr>
-              <w:jc w:val="both"/>
+              <w:jc w:val="left"/>
               <w:rPr>
                 <w:sz w:val="24"/>
                 <w:szCs w:val="24"/>
@@ -9094,6 +9287,7 @@
       </w:tr>
       <w:tr>
         <w:trPr>
+          <w:cantSplit/>
           <w:jc w:val="center"/>
         </w:trPr>
         <w:tc>
@@ -9165,7 +9359,7 @@
           </w:tcPr>
           <w:p>
             <w:pPr>
-              <w:jc w:val="both"/>
+              <w:jc w:val="left"/>
               <w:rPr>
                 <w:sz w:val="24"/>
                 <w:szCs w:val="24"/>
@@ -9184,6 +9378,7 @@
       </w:tr>
       <w:tr>
         <w:trPr>
+          <w:cantSplit/>
           <w:jc w:val="center"/>
         </w:trPr>
         <w:tc>
@@ -9255,7 +9450,7 @@
           </w:tcPr>
           <w:p>
             <w:pPr>
-              <w:jc w:val="both"/>
+              <w:jc w:val="left"/>
               <w:rPr>
                 <w:sz w:val="24"/>
                 <w:szCs w:val="24"/>
@@ -9274,6 +9469,7 @@
       </w:tr>
       <w:tr>
         <w:trPr>
+          <w:cantSplit/>
           <w:jc w:val="center"/>
         </w:trPr>
         <w:tc>
@@ -9345,7 +9541,7 @@
           </w:tcPr>
           <w:p>
             <w:pPr>
-              <w:jc w:val="both"/>
+              <w:jc w:val="left"/>
               <w:rPr>
                 <w:sz w:val="24"/>
                 <w:szCs w:val="24"/>
@@ -9364,6 +9560,7 @@
       </w:tr>
       <w:tr>
         <w:trPr>
+          <w:cantSplit/>
           <w:jc w:val="center"/>
         </w:trPr>
         <w:tc>
@@ -9435,7 +9632,7 @@
           </w:tcPr>
           <w:p>
             <w:pPr>
-              <w:jc w:val="both"/>
+              <w:jc w:val="left"/>
               <w:rPr>
                 <w:sz w:val="24"/>
                 <w:szCs w:val="24"/>
@@ -9454,6 +9651,7 @@
       </w:tr>
       <w:tr>
         <w:trPr>
+          <w:cantSplit/>
           <w:jc w:val="center"/>
         </w:trPr>
         <w:tc>
@@ -9525,7 +9723,7 @@
           </w:tcPr>
           <w:p>
             <w:pPr>
-              <w:jc w:val="both"/>
+              <w:jc w:val="left"/>
               <w:rPr>
                 <w:sz w:val="24"/>
                 <w:szCs w:val="24"/>
@@ -9554,6 +9752,7 @@
     <w:p>
       <w:pPr>
         <w:pStyle w:val="Heading1"/>
+        <w:keepNext/>
         <w:numPr>
           <w:ilvl w:val="0"/>
           <w:numId w:val="7"/>
@@ -9586,6 +9785,10 @@
         <w:gridCol w:w="6765"/>
       </w:tblGrid>
       <w:tr>
+        <w:trPr>
+          <w:cantSplit/>
+          <w:tblHeader/>
+        </w:trPr>
         <w:tc>
           <w:tcPr>
             <w:tcW w:w="2745" w:type="dxa"/>
@@ -9598,6 +9801,7 @@
           </w:tcPr>
           <w:p>
             <w:pPr>
+              <w:keepNext/>
               <w:spacing w:after="120" w:line="252" w:lineRule="auto"/>
               <w:rPr>
                 <w:sz w:val="24"/>
@@ -9626,8 +9830,9 @@
           </w:tcPr>
           <w:p>
             <w:pPr>
+              <w:keepNext/>
               <w:spacing w:after="120" w:line="252" w:lineRule="auto"/>
-              <w:jc w:val="both"/>
+              <w:jc w:val="left"/>
               <w:rPr>
                 <w:sz w:val="24"/>
                 <w:szCs w:val="24"/>
@@ -9645,6 +9850,9 @@
         </w:tc>
       </w:tr>
       <w:tr>
+        <w:trPr>
+          <w:cantSplit/>
+        </w:trPr>
         <w:tc>
           <w:tcPr>
             <w:tcW w:w="2745" w:type="dxa"/>
@@ -9686,24 +9894,27 @@
           <w:p>
             <w:pPr>
               <w:spacing w:after="120" w:line="252" w:lineRule="auto"/>
-              <w:jc w:val="both"/>
-              <w:rPr>
-                <w:sz w:val="24"/>
-                <w:szCs w:val="24"/>
-              </w:rPr>
-            </w:pPr>
-            <w:r>
-              <w:rPr>
-                <w:b w:val="0"/>
-                <w:sz w:val="24"/>
-                <w:szCs w:val="24"/>
-              </w:rPr>
-              <w:t>NOC Engineer memakai langkah 2 butir 6.4 dan tidak menjalankan wipe.</w:t>
+              <w:jc w:val="left"/>
+              <w:rPr>
+                <w:sz w:val="24"/>
+                <w:szCs w:val="24"/>
+              </w:rPr>
+            </w:pPr>
+            <w:r>
+              <w:rPr>
+                <w:b w:val="0"/>
+                <w:sz w:val="24"/>
+                <w:szCs w:val="24"/>
+              </w:rPr>
+              <w:t>NOC Engineer menghancurkan fisik media itu tanpa menjalankan wipe.</w:t>
             </w:r>
           </w:p>
         </w:tc>
       </w:tr>
       <w:tr>
+        <w:trPr>
+          <w:cantSplit/>
+        </w:trPr>
         <w:tc>
           <w:tcPr>
             <w:tcW w:w="2745" w:type="dxa"/>
@@ -9745,24 +9956,27 @@
           <w:p>
             <w:pPr>
               <w:spacing w:after="120" w:line="252" w:lineRule="auto"/>
-              <w:jc w:val="both"/>
-              <w:rPr>
-                <w:sz w:val="24"/>
-                <w:szCs w:val="24"/>
-              </w:rPr>
-            </w:pPr>
-            <w:r>
-              <w:rPr>
-                <w:b w:val="0"/>
-                <w:sz w:val="24"/>
-                <w:szCs w:val="24"/>
-              </w:rPr>
-              <w:t>NOC Engineer memakai langkah 3 dan 4 butir 6.4, bukan wipe atau penghancuran fisik.</w:t>
+              <w:jc w:val="left"/>
+              <w:rPr>
+                <w:sz w:val="24"/>
+                <w:szCs w:val="24"/>
+              </w:rPr>
+            </w:pPr>
+            <w:r>
+              <w:rPr>
+                <w:b w:val="0"/>
+                <w:sz w:val="24"/>
+                <w:szCs w:val="24"/>
+              </w:rPr>
+              <w:t>NOC Engineer meminta konfirmasi tertulis pelanggan dua kali sesuai SNX-OPS-SOP-02, lalu menghapus VM atau volume itu sesuai kontrak setelah kedua konfirmasi diterima. Wipe dan penghancuran fisik tidak dipakai.</w:t>
             </w:r>
           </w:p>
         </w:tc>
       </w:tr>
       <w:tr>
+        <w:trPr>
+          <w:cantSplit/>
+        </w:trPr>
         <w:tc>
           <w:tcPr>
             <w:tcW w:w="2745" w:type="dxa"/>
@@ -9804,7 +10018,7 @@
           <w:p>
             <w:pPr>
               <w:spacing w:after="120" w:line="252" w:lineRule="auto"/>
-              <w:jc w:val="both"/>
+              <w:jc w:val="left"/>
               <w:rPr>
                 <w:sz w:val="24"/>
                 <w:szCs w:val="24"/>
@@ -9822,6 +10036,9 @@
         </w:tc>
       </w:tr>
       <w:tr>
+        <w:trPr>
+          <w:cantSplit/>
+        </w:trPr>
         <w:tc>
           <w:tcPr>
             <w:tcW w:w="2745" w:type="dxa"/>
@@ -9863,24 +10080,27 @@
           <w:p>
             <w:pPr>
               <w:spacing w:after="120" w:line="252" w:lineRule="auto"/>
-              <w:jc w:val="both"/>
-              <w:rPr>
-                <w:sz w:val="24"/>
-                <w:szCs w:val="24"/>
-              </w:rPr>
-            </w:pPr>
-            <w:r>
-              <w:rPr>
-                <w:b w:val="0"/>
-                <w:sz w:val="24"/>
-                <w:szCs w:val="24"/>
-              </w:rPr>
-              <w:t>Lead SOC menganalisisnya sebagai event keamanan menurut SNX-ISMS-SOP-01 atau sebagai ketidaksesuaian (butir 6.7, langkah 6).</w:t>
+              <w:jc w:val="left"/>
+              <w:rPr>
+                <w:sz w:val="24"/>
+                <w:szCs w:val="24"/>
+              </w:rPr>
+            </w:pPr>
+            <w:r>
+              <w:rPr>
+                <w:b w:val="0"/>
+                <w:sz w:val="24"/>
+                <w:szCs w:val="24"/>
+              </w:rPr>
+              <w:t>Lead SOC menganalisisnya sebagai event keamanan sesuai SNX-ISMS-SOP-01 atau sebagai ketidaksesuaian (butir 6.7, langkah 6).</w:t>
             </w:r>
           </w:p>
         </w:tc>
       </w:tr>
       <w:tr>
+        <w:trPr>
+          <w:cantSplit/>
+        </w:trPr>
         <w:tc>
           <w:tcPr>
             <w:tcW w:w="2745" w:type="dxa"/>
@@ -9922,7 +10142,7 @@
           <w:p>
             <w:pPr>
               <w:spacing w:after="120" w:line="252" w:lineRule="auto"/>
-              <w:jc w:val="both"/>
+              <w:jc w:val="left"/>
               <w:rPr>
                 <w:sz w:val="24"/>
                 <w:szCs w:val="24"/>
@@ -9993,7 +10213,7 @@
           <w:sz w:val="24"/>
           <w:szCs w:val="24"/>
         </w:rPr>
-        <w:t xml:space="preserve">Head of Operation memantau kepatuhan lewat empat target di bagian 8: pendaftaran aset produksi sebelum gate G3, review aset, penutupan selisih rekonsiliasi, dan drift tanpa change request.</w:t>
+        <w:t xml:space="preserve">Head of Operation memantau kepatuhan melalui empat target di bagian 8: pendaftaran aset produksi sebelum gate G3, review aset, penutupan selisih rekonsiliasi, dan drift tanpa change request.</w:t>
       </w:r>
     </w:p>
     <w:p>
@@ -10069,6 +10289,7 @@
     </w:p>
     <w:p>
       <w:pPr>
+        <w:keepNext/>
         <w:pBdr>
           <w:top w:val="nil"/>
           <w:left w:val="nil"/>
@@ -10115,6 +10336,8 @@
       </w:tblGrid>
       <w:tr>
         <w:trPr>
+          <w:cantSplit/>
+          <w:tblHeader/>
           <w:jc w:val="center"/>
         </w:trPr>
         <w:tc>
@@ -10124,6 +10347,7 @@
           </w:tcPr>
           <w:p>
             <w:pPr>
+              <w:keepNext/>
               <w:jc w:val="center"/>
               <w:rPr>
                 <w:sz w:val="24"/>
@@ -10148,6 +10372,7 @@
           </w:tcPr>
           <w:p>
             <w:pPr>
+              <w:keepNext/>
               <w:jc w:val="center"/>
               <w:rPr>
                 <w:sz w:val="24"/>
@@ -10168,6 +10393,7 @@
       </w:tr>
       <w:tr>
         <w:trPr>
+          <w:cantSplit/>
           <w:jc w:val="center"/>
         </w:trPr>
         <w:tc>
@@ -10217,6 +10443,7 @@
       </w:tr>
       <w:tr>
         <w:trPr>
+          <w:cantSplit/>
           <w:jc w:val="center"/>
         </w:trPr>
         <w:tc>
@@ -10266,6 +10493,7 @@
       </w:tr>
       <w:tr>
         <w:trPr>
+          <w:cantSplit/>
           <w:jc w:val="center"/>
         </w:trPr>
         <w:tc>
@@ -10315,6 +10543,7 @@
       </w:tr>
       <w:tr>
         <w:trPr>
+          <w:cantSplit/>
           <w:jc w:val="center"/>
         </w:trPr>
         <w:tc>
@@ -10364,6 +10593,7 @@
       </w:tr>
       <w:tr>
         <w:trPr>
+          <w:cantSplit/>
           <w:jc w:val="center"/>
         </w:trPr>
         <w:tc>
@@ -10413,6 +10643,7 @@
       </w:tr>
       <w:tr>
         <w:trPr>
+          <w:cantSplit/>
           <w:jc w:val="center"/>
         </w:trPr>
         <w:tc>
@@ -10462,6 +10693,7 @@
       </w:tr>
       <w:tr>
         <w:trPr>
+          <w:cantSplit/>
           <w:jc w:val="center"/>
         </w:trPr>
         <w:tc>
@@ -10511,6 +10743,7 @@
       </w:tr>
       <w:tr>
         <w:trPr>
+          <w:cantSplit/>
           <w:jc w:val="center"/>
         </w:trPr>
         <w:tc>
@@ -10553,13 +10786,14 @@
                 <w:sz w:val="24"/>
                 <w:szCs w:val="24"/>
               </w:rPr>
-              <w:t>Change Request &amp; Approval Log; rekaman change request konfigurasi.</w:t>
+              <w:t>Change Request &amp; Approval Log; record change request konfigurasi.</w:t>
             </w:r>
           </w:p>
         </w:tc>
       </w:tr>
       <w:tr>
         <w:trPr>
+          <w:cantSplit/>
           <w:jc w:val="center"/>
         </w:trPr>
         <w:tc>
@@ -10609,6 +10843,7 @@
       </w:tr>
       <w:tr>
         <w:trPr>
+          <w:cantSplit/>
           <w:jc w:val="center"/>
         </w:trPr>
         <w:tc>
@@ -10659,6 +10894,7 @@
     </w:tbl>
     <w:p>
       <w:pPr>
+        <w:keepNext/>
         <w:pBdr>
           <w:top w:val="nil"/>
           <w:left w:val="nil"/>
@@ -10698,6 +10934,8 @@
       </w:tblGrid>
       <w:tr>
         <w:trPr>
+          <w:cantSplit/>
+          <w:tblHeader/>
           <w:jc w:val="center"/>
         </w:trPr>
         <w:tc>
@@ -10713,6 +10951,7 @@
           </w:tcPr>
           <w:p>
             <w:pPr>
+              <w:keepNext/>
               <w:jc w:val="center"/>
               <w:rPr>
                 <w:sz w:val="24"/>
@@ -10743,6 +10982,7 @@
           </w:tcPr>
           <w:p>
             <w:pPr>
+              <w:keepNext/>
               <w:jc w:val="center"/>
               <w:rPr>
                 <w:sz w:val="24"/>
@@ -10773,6 +11013,7 @@
           </w:tcPr>
           <w:p>
             <w:pPr>
+              <w:keepNext/>
               <w:jc w:val="center"/>
               <w:rPr>
                 <w:sz w:val="24"/>
@@ -10793,6 +11034,7 @@
       </w:tr>
       <w:tr>
         <w:trPr>
+          <w:cantSplit/>
           <w:jc w:val="center"/>
         </w:trPr>
         <w:tc>
@@ -10864,7 +11106,7 @@
           </w:tcPr>
           <w:p>
             <w:pPr>
-              <w:jc w:val="both"/>
+              <w:jc w:val="left"/>
               <w:rPr>
                 <w:sz w:val="24"/>
                 <w:szCs w:val="24"/>
@@ -10883,6 +11125,7 @@
       </w:tr>
       <w:tr>
         <w:trPr>
+          <w:cantSplit/>
           <w:jc w:val="center"/>
         </w:trPr>
         <w:tc>
@@ -10954,7 +11197,7 @@
           </w:tcPr>
           <w:p>
             <w:pPr>
-              <w:jc w:val="both"/>
+              <w:jc w:val="left"/>
               <w:rPr>
                 <w:sz w:val="24"/>
                 <w:szCs w:val="24"/>
@@ -10973,6 +11216,7 @@
       </w:tr>
       <w:tr>
         <w:trPr>
+          <w:cantSplit/>
           <w:jc w:val="center"/>
         </w:trPr>
         <w:tc>
@@ -11044,7 +11288,7 @@
           </w:tcPr>
           <w:p>
             <w:pPr>
-              <w:jc w:val="both"/>
+              <w:jc w:val="left"/>
               <w:rPr>
                 <w:sz w:val="24"/>
                 <w:szCs w:val="24"/>
@@ -11063,6 +11307,7 @@
       </w:tr>
       <w:tr>
         <w:trPr>
+          <w:cantSplit/>
           <w:jc w:val="center"/>
         </w:trPr>
         <w:tc>
@@ -11134,7 +11379,7 @@
           </w:tcPr>
           <w:p>
             <w:pPr>
-              <w:jc w:val="both"/>
+              <w:jc w:val="left"/>
               <w:rPr>
                 <w:sz w:val="24"/>
                 <w:szCs w:val="24"/>
@@ -11153,6 +11398,7 @@
       </w:tr>
       <w:tr>
         <w:trPr>
+          <w:cantSplit/>
           <w:jc w:val="center"/>
         </w:trPr>
         <w:tc>
@@ -11224,7 +11470,7 @@
           </w:tcPr>
           <w:p>
             <w:pPr>
-              <w:jc w:val="both"/>
+              <w:jc w:val="left"/>
               <w:rPr>
                 <w:sz w:val="24"/>
                 <w:szCs w:val="24"/>
